--- a/docs/경진대회 발표대본(수정).docx
+++ b/docs/경진대회 발표대본(수정).docx
@@ -336,7 +336,6 @@
         </w:rPr>
         <w:t xml:space="preserve">인 </w:t>
       </w:r>
-      <w:proofErr w:type="gramStart"/>
       <w:r>
         <w:rPr>
           <w:rFonts w:asciiTheme="majorHAnsi" w:eastAsiaTheme="majorHAnsi" w:hAnsiTheme="majorHAnsi"/>
@@ -359,28 +358,7 @@
         <w:rPr>
           <w:rFonts w:asciiTheme="majorHAnsi" w:eastAsiaTheme="majorHAnsi" w:hAnsiTheme="majorHAnsi"/>
         </w:rPr>
-        <w:t xml:space="preserve"> RF</w:t>
-      </w:r>
-      <w:proofErr w:type="gramEnd"/>
-      <w:r>
-        <w:rPr>
-          <w:rFonts w:asciiTheme="majorHAnsi" w:eastAsiaTheme="majorHAnsi" w:hAnsiTheme="majorHAnsi"/>
-        </w:rPr>
-        <w:t xml:space="preserve"> power나 압력 같은 센서 값, 그리고 웨이퍼 </w:t>
-      </w:r>
-      <w:proofErr w:type="gramStart"/>
-      <w:r>
-        <w:rPr>
-          <w:rFonts w:asciiTheme="majorHAnsi" w:eastAsiaTheme="majorHAnsi" w:hAnsiTheme="majorHAnsi"/>
-        </w:rPr>
-        <w:t>위 측정</w:t>
-      </w:r>
-      <w:proofErr w:type="gramEnd"/>
-      <w:r>
-        <w:rPr>
-          <w:rFonts w:asciiTheme="majorHAnsi" w:eastAsiaTheme="majorHAnsi" w:hAnsiTheme="majorHAnsi"/>
-        </w:rPr>
-        <w:t xml:space="preserve"> 위치</w:t>
+        <w:t xml:space="preserve"> RF power나 압력 같은 센서 값, 그리고 웨이퍼 위 측정 위치</w:t>
       </w:r>
       <w:r>
         <w:rPr>
@@ -404,21 +382,7 @@
         <w:rPr>
           <w:rFonts w:asciiTheme="majorHAnsi" w:eastAsiaTheme="majorHAnsi" w:hAnsiTheme="majorHAnsi"/>
         </w:rPr>
-        <w:t xml:space="preserve">입니다. 모델이 맞혀야 하는 정답은 식각이 끝난 </w:t>
-      </w:r>
-      <w:proofErr w:type="gramStart"/>
-      <w:r>
-        <w:rPr>
-          <w:rFonts w:asciiTheme="majorHAnsi" w:eastAsiaTheme="majorHAnsi" w:hAnsiTheme="majorHAnsi"/>
-        </w:rPr>
-        <w:t>뒤 측정한</w:t>
-      </w:r>
-      <w:proofErr w:type="gramEnd"/>
-      <w:r>
-        <w:rPr>
-          <w:rFonts w:asciiTheme="majorHAnsi" w:eastAsiaTheme="majorHAnsi" w:hAnsiTheme="majorHAnsi"/>
-        </w:rPr>
-        <w:t xml:space="preserve"> </w:t>
+        <w:t xml:space="preserve">입니다. 모델이 맞혀야 하는 정답은 식각이 끝난 뒤 측정한 </w:t>
       </w:r>
       <w:r>
         <w:rPr>
@@ -430,21 +394,7 @@
         <w:rPr>
           <w:rFonts w:asciiTheme="majorHAnsi" w:eastAsiaTheme="majorHAnsi" w:hAnsiTheme="majorHAnsi"/>
         </w:rPr>
-        <w:t xml:space="preserve"> </w:t>
-      </w:r>
-      <w:proofErr w:type="spellStart"/>
-      <w:r>
-        <w:rPr>
-          <w:rFonts w:asciiTheme="majorHAnsi" w:eastAsiaTheme="majorHAnsi" w:hAnsiTheme="majorHAnsi"/>
-        </w:rPr>
-        <w:t>식각량과</w:t>
-      </w:r>
-      <w:proofErr w:type="spellEnd"/>
-      <w:r>
-        <w:rPr>
-          <w:rFonts w:asciiTheme="majorHAnsi" w:eastAsiaTheme="majorHAnsi" w:hAnsiTheme="majorHAnsi"/>
-        </w:rPr>
-        <w:t xml:space="preserve"> 산화막</w:t>
+        <w:t xml:space="preserve"> 식각량과 산화막</w:t>
       </w:r>
       <w:r>
         <w:rPr>
@@ -456,21 +406,7 @@
         <w:rPr>
           <w:rFonts w:asciiTheme="majorHAnsi" w:eastAsiaTheme="majorHAnsi" w:hAnsiTheme="majorHAnsi"/>
         </w:rPr>
-        <w:t xml:space="preserve"> </w:t>
-      </w:r>
-      <w:proofErr w:type="spellStart"/>
-      <w:r>
-        <w:rPr>
-          <w:rFonts w:asciiTheme="majorHAnsi" w:eastAsiaTheme="majorHAnsi" w:hAnsiTheme="majorHAnsi"/>
-        </w:rPr>
-        <w:t>식각량입니다</w:t>
-      </w:r>
-      <w:proofErr w:type="spellEnd"/>
-      <w:r>
-        <w:rPr>
-          <w:rFonts w:asciiTheme="majorHAnsi" w:eastAsiaTheme="majorHAnsi" w:hAnsiTheme="majorHAnsi"/>
-        </w:rPr>
-        <w:t>.</w:t>
+        <w:t xml:space="preserve"> 식각량입니다.</w:t>
       </w:r>
     </w:p>
     <w:p>
@@ -485,16 +421,8 @@
         <w:rPr>
           <w:rFonts w:asciiTheme="majorHAnsi" w:eastAsiaTheme="majorHAnsi" w:hAnsiTheme="majorHAnsi"/>
         </w:rPr>
-        <w:t xml:space="preserve">4. 비교 기준 — </w:t>
-      </w:r>
-      <w:proofErr w:type="spellStart"/>
-      <w:r>
-        <w:rPr>
-          <w:rFonts w:asciiTheme="majorHAnsi" w:eastAsiaTheme="majorHAnsi" w:hAnsiTheme="majorHAnsi"/>
-        </w:rPr>
-        <w:t>XGBoost</w:t>
-      </w:r>
-      <w:proofErr w:type="spellEnd"/>
+        <w:t>4. 비교 기준 — XGBoost</w:t>
+      </w:r>
       <w:r>
         <w:rPr>
           <w:rFonts w:asciiTheme="majorHAnsi" w:eastAsiaTheme="majorHAnsi" w:hAnsiTheme="majorHAnsi"/>
@@ -516,28 +444,7 @@
         <w:rPr>
           <w:rFonts w:asciiTheme="majorHAnsi" w:eastAsiaTheme="majorHAnsi" w:hAnsiTheme="majorHAnsi" w:hint="eastAsia"/>
         </w:rPr>
-        <w:t xml:space="preserve">가상계측 모델에 대한 선행연구들이 고전적인 </w:t>
-      </w:r>
-      <w:proofErr w:type="spellStart"/>
-      <w:r>
-        <w:rPr>
-          <w:rFonts w:asciiTheme="majorHAnsi" w:eastAsiaTheme="majorHAnsi" w:hAnsiTheme="majorHAnsi" w:hint="eastAsia"/>
-        </w:rPr>
-        <w:t>머신러닝을</w:t>
-      </w:r>
-      <w:proofErr w:type="spellEnd"/>
-      <w:r>
-        <w:rPr>
-          <w:rFonts w:asciiTheme="majorHAnsi" w:eastAsiaTheme="majorHAnsi" w:hAnsiTheme="majorHAnsi" w:hint="eastAsia"/>
-        </w:rPr>
-        <w:t xml:space="preserve"> 토대로 하는 경우가 </w:t>
-      </w:r>
-      <w:proofErr w:type="gramStart"/>
-      <w:r>
-        <w:rPr>
-          <w:rFonts w:asciiTheme="majorHAnsi" w:eastAsiaTheme="majorHAnsi" w:hAnsiTheme="majorHAnsi" w:hint="eastAsia"/>
-        </w:rPr>
-        <w:t xml:space="preserve">많았기에, </w:t>
+        <w:t xml:space="preserve">가상계측 모델에 대한 선행연구들이 고전적인 머신러닝을 토대로 하는 경우가 많았기에, </w:t>
       </w:r>
       <w:r>
         <w:rPr>
@@ -549,46 +456,37 @@
         <w:rPr>
           <w:rFonts w:asciiTheme="majorHAnsi" w:eastAsiaTheme="majorHAnsi" w:hAnsiTheme="majorHAnsi" w:hint="eastAsia"/>
         </w:rPr>
-        <w:t>baseline</w:t>
-      </w:r>
-      <w:proofErr w:type="gramEnd"/>
-      <w:r>
-        <w:rPr>
-          <w:rFonts w:asciiTheme="majorHAnsi" w:eastAsiaTheme="majorHAnsi" w:hAnsiTheme="majorHAnsi" w:hint="eastAsia"/>
-        </w:rPr>
-        <w:t xml:space="preserve">으로 </w:t>
-      </w:r>
-      <w:proofErr w:type="spellStart"/>
-      <w:r>
-        <w:rPr>
-          <w:rFonts w:asciiTheme="majorHAnsi" w:eastAsiaTheme="majorHAnsi" w:hAnsiTheme="majorHAnsi" w:hint="eastAsia"/>
-        </w:rPr>
-        <w:t>XGBoost</w:t>
-      </w:r>
-      <w:proofErr w:type="spellEnd"/>
-      <w:r>
-        <w:rPr>
-          <w:rFonts w:asciiTheme="majorHAnsi" w:eastAsiaTheme="majorHAnsi" w:hAnsiTheme="majorHAnsi" w:hint="eastAsia"/>
-        </w:rPr>
-        <w:t xml:space="preserve"> 모델을 </w:t>
-      </w:r>
-      <w:r>
-        <w:rPr>
-          <w:rFonts w:asciiTheme="majorHAnsi" w:eastAsiaTheme="majorHAnsi" w:hAnsiTheme="majorHAnsi"/>
-        </w:rPr>
-        <w:t>만들었습니다. 신호를 사이클별 평균</w:t>
-      </w:r>
-      <w:r>
-        <w:rPr>
-          <w:rFonts w:asciiTheme="majorHAnsi" w:eastAsiaTheme="majorHAnsi" w:hAnsiTheme="majorHAnsi" w:hint="eastAsia"/>
-        </w:rPr>
-        <w:t>과</w:t>
-      </w:r>
-      <w:r>
-        <w:rPr>
-          <w:rFonts w:asciiTheme="majorHAnsi" w:eastAsiaTheme="majorHAnsi" w:hAnsiTheme="majorHAnsi"/>
-        </w:rPr>
-        <w:t xml:space="preserve"> 같은 통계요약</w:t>
+        <w:t xml:space="preserve">baseline으로 XGBoost 모델을 </w:t>
+      </w:r>
+      <w:r>
+        <w:rPr>
+          <w:rFonts w:asciiTheme="majorHAnsi" w:eastAsiaTheme="majorHAnsi" w:hAnsiTheme="majorHAnsi"/>
+        </w:rPr>
+        <w:t xml:space="preserve">만들었습니다. 사이클별 </w:t>
+      </w:r>
+      <w:r>
+        <w:rPr>
+          <w:rFonts w:asciiTheme="majorHAnsi" w:eastAsiaTheme="majorHAnsi" w:hAnsiTheme="majorHAnsi" w:hint="eastAsia"/>
+        </w:rPr>
+        <w:t>평균과</w:t>
+      </w:r>
+      <w:r>
+        <w:rPr>
+          <w:rFonts w:asciiTheme="majorHAnsi" w:eastAsiaTheme="majorHAnsi" w:hAnsiTheme="majorHAnsi"/>
+        </w:rPr>
+        <w:t xml:space="preserve"> 같</w:t>
+      </w:r>
+      <w:r>
+        <w:rPr>
+          <w:rFonts w:asciiTheme="majorHAnsi" w:eastAsiaTheme="majorHAnsi" w:hAnsiTheme="majorHAnsi" w:hint="eastAsia"/>
+        </w:rPr>
+        <w:t>은</w:t>
+      </w:r>
+      <w:r>
+        <w:rPr>
+          <w:rFonts w:asciiTheme="majorHAnsi" w:eastAsiaTheme="majorHAnsi" w:hAnsiTheme="majorHAnsi"/>
+        </w:rPr>
+        <w:t xml:space="preserve"> 통계요약</w:t>
       </w:r>
       <w:r>
         <w:rPr>
@@ -660,7 +558,13 @@
           <w:rFonts w:asciiTheme="majorHAnsi" w:eastAsiaTheme="majorHAnsi" w:hAnsiTheme="majorHAnsi"/>
         </w:rPr>
         <w:lastRenderedPageBreak/>
-        <w:t>5. 우리의 핵심 아이디어 — 사이클을 살린다</w:t>
+        <w:t xml:space="preserve">5. </w:t>
+      </w:r>
+      <w:r>
+        <w:rPr>
+          <w:rFonts w:asciiTheme="majorHAnsi" w:eastAsiaTheme="majorHAnsi" w:hAnsiTheme="majorHAnsi"/>
+        </w:rPr>
+        <w:t>Final Pipeline</w:t>
       </w:r>
       <w:r>
         <w:rPr>
@@ -669,7 +573,7 @@
           <w:sz w:val="20"/>
           <w:szCs w:val="20"/>
         </w:rPr>
-        <w:t xml:space="preserve">   (50</w:t>
+        <w:t>(50</w:t>
       </w:r>
       <w:r>
         <w:rPr>
@@ -812,127 +716,119 @@
         <w:rPr>
           <w:rFonts w:asciiTheme="majorHAnsi" w:eastAsiaTheme="majorHAnsi" w:hAnsiTheme="majorHAnsi" w:hint="eastAsia"/>
         </w:rPr>
-        <w:t xml:space="preserve">을 </w:t>
-      </w:r>
-      <w:proofErr w:type="spellStart"/>
-      <w:r>
-        <w:rPr>
-          <w:rFonts w:asciiTheme="majorHAnsi" w:eastAsiaTheme="majorHAnsi" w:hAnsiTheme="majorHAnsi" w:hint="eastAsia"/>
-        </w:rPr>
-        <w:t>임베딩</w:t>
-      </w:r>
-      <w:proofErr w:type="spellEnd"/>
-      <w:r>
-        <w:rPr>
-          <w:rFonts w:asciiTheme="majorHAnsi" w:eastAsiaTheme="majorHAnsi" w:hAnsiTheme="majorHAnsi" w:hint="eastAsia"/>
-        </w:rPr>
-        <w:t xml:space="preserve"> 벡터로 만들고, 이를 처리할 수 있는 시계열 모델인 </w:t>
-      </w:r>
-      <w:proofErr w:type="spellStart"/>
-      <w:r>
-        <w:rPr>
-          <w:rFonts w:asciiTheme="majorHAnsi" w:eastAsiaTheme="majorHAnsi" w:hAnsiTheme="majorHAnsi" w:hint="eastAsia"/>
-        </w:rPr>
-        <w:t>biLSTM</w:t>
-      </w:r>
-      <w:proofErr w:type="spellEnd"/>
-      <w:r>
-        <w:rPr>
-          <w:rFonts w:asciiTheme="majorHAnsi" w:eastAsiaTheme="majorHAnsi" w:hAnsiTheme="majorHAnsi" w:hint="eastAsia"/>
-        </w:rPr>
-        <w:t>을 사용하기로 했습니다.</w:t>
-      </w:r>
-    </w:p>
-    <w:p>
-      <w:pPr>
-        <w:spacing w:after="120" w:line="300" w:lineRule="auto"/>
-        <w:rPr>
-          <w:rFonts w:asciiTheme="majorHAnsi" w:eastAsiaTheme="majorHAnsi" w:hAnsiTheme="majorHAnsi"/>
-        </w:rPr>
-      </w:pPr>
-      <w:r>
-        <w:rPr>
-          <w:rFonts w:asciiTheme="majorHAnsi" w:eastAsiaTheme="majorHAnsi" w:hAnsiTheme="majorHAnsi" w:hint="eastAsia"/>
-        </w:rPr>
-        <w:t>최종파이프라인을 보여드리고 이 파이프라인을 만드는 과정에서 발생했던 문제점들을 나열하겠습니다.</w:t>
-      </w:r>
-    </w:p>
-    <w:p>
-      <w:pPr>
-        <w:spacing w:after="120" w:line="300" w:lineRule="auto"/>
-        <w:rPr>
-          <w:rFonts w:asciiTheme="majorHAnsi" w:eastAsiaTheme="majorHAnsi" w:hAnsiTheme="majorHAnsi"/>
-        </w:rPr>
-      </w:pPr>
-      <w:r>
-        <w:rPr>
-          <w:rFonts w:asciiTheme="majorHAnsi" w:eastAsiaTheme="majorHAnsi" w:hAnsiTheme="majorHAnsi" w:hint="eastAsia"/>
-        </w:rPr>
-        <w:t>우선 최종 파이프 라인은 다음과 같습니다.</w:t>
-      </w:r>
-    </w:p>
-    <w:p>
-      <w:pPr>
-        <w:spacing w:after="120" w:line="300" w:lineRule="auto"/>
-        <w:rPr>
-          <w:rFonts w:asciiTheme="majorHAnsi" w:eastAsiaTheme="majorHAnsi" w:hAnsiTheme="majorHAnsi"/>
-        </w:rPr>
-      </w:pPr>
-      <w:r>
-        <w:rPr>
-          <w:rFonts w:asciiTheme="majorHAnsi" w:eastAsiaTheme="majorHAnsi" w:hAnsiTheme="majorHAnsi"/>
-        </w:rPr>
-        <w:t xml:space="preserve">흐름은 네 단계입니다. </w:t>
-      </w:r>
-      <w:r>
-        <w:rPr>
-          <w:rFonts w:asciiTheme="majorHAnsi" w:eastAsiaTheme="majorHAnsi" w:hAnsiTheme="majorHAnsi" w:hint="eastAsia"/>
-        </w:rPr>
-        <w:t xml:space="preserve">첫째로 </w:t>
-      </w:r>
-      <w:r>
-        <w:rPr>
-          <w:rFonts w:asciiTheme="majorHAnsi" w:eastAsiaTheme="majorHAnsi" w:hAnsiTheme="majorHAnsi"/>
-        </w:rPr>
-        <w:t xml:space="preserve">먼저 반복되는 사이클을 하나하나 쪼개서 각 사이클의 특징을 뽑고, </w:t>
-      </w:r>
-      <w:r>
-        <w:rPr>
-          <w:rFonts w:asciiTheme="majorHAnsi" w:eastAsiaTheme="majorHAnsi" w:hAnsiTheme="majorHAnsi" w:hint="eastAsia"/>
-        </w:rPr>
-        <w:t xml:space="preserve">둘째로 </w:t>
-      </w:r>
-      <w:r>
-        <w:rPr>
-          <w:rFonts w:asciiTheme="majorHAnsi" w:eastAsiaTheme="majorHAnsi" w:hAnsiTheme="majorHAnsi"/>
-        </w:rPr>
-        <w:t xml:space="preserve">이 사이클들이 시간에 따라 어떻게 변해가는지 순서대로 읽고, </w:t>
-      </w:r>
-      <w:r>
-        <w:rPr>
-          <w:rFonts w:asciiTheme="majorHAnsi" w:eastAsiaTheme="majorHAnsi" w:hAnsiTheme="majorHAnsi" w:hint="eastAsia"/>
-        </w:rPr>
-        <w:t xml:space="preserve">셋째로 </w:t>
-      </w:r>
-      <w:r>
-        <w:rPr>
-          <w:rFonts w:asciiTheme="majorHAnsi" w:eastAsiaTheme="majorHAnsi" w:hAnsiTheme="majorHAnsi"/>
-        </w:rPr>
-        <w:t xml:space="preserve">이걸 종합해 웨이퍼 전체 상태로 요약한 뒤, 마지막으로 측정 위치를 반영해 그 지점의 결과를 예측합니다. 즉, 단순히 </w:t>
-      </w:r>
-      <w:proofErr w:type="spellStart"/>
-      <w:r>
-        <w:rPr>
-          <w:rFonts w:asciiTheme="majorHAnsi" w:eastAsiaTheme="majorHAnsi" w:hAnsiTheme="majorHAnsi"/>
-        </w:rPr>
-        <w:t>평균낸</w:t>
-      </w:r>
-      <w:proofErr w:type="spellEnd"/>
-      <w:r>
-        <w:rPr>
-          <w:rFonts w:asciiTheme="majorHAnsi" w:eastAsiaTheme="majorHAnsi" w:hAnsiTheme="majorHAnsi"/>
-        </w:rPr>
-        <w:t xml:space="preserve"> 숫자가 아니라 사이클의 변화 과정과 위치를 함께 본다는 게 핵심입니다.</w:t>
+        <w:t>을 임베딩 벡터로 만들고, 이를 처리할 수 있는 시계열 모델인 biLSTM을 사용하기로 했습니다.</w:t>
+      </w:r>
+    </w:p>
+    <w:p>
+      <w:pPr>
+        <w:spacing w:after="120" w:line="300" w:lineRule="auto"/>
+        <w:rPr>
+          <w:rFonts w:asciiTheme="majorHAnsi" w:eastAsiaTheme="majorHAnsi" w:hAnsiTheme="majorHAnsi"/>
+        </w:rPr>
+      </w:pPr>
+      <w:r>
+        <w:rPr>
+          <w:rFonts w:asciiTheme="majorHAnsi" w:eastAsiaTheme="majorHAnsi" w:hAnsiTheme="majorHAnsi" w:hint="eastAsia"/>
+        </w:rPr>
+        <w:t xml:space="preserve">우선 </w:t>
+      </w:r>
+      <w:r>
+        <w:rPr>
+          <w:rFonts w:asciiTheme="majorHAnsi" w:eastAsiaTheme="majorHAnsi" w:hAnsiTheme="majorHAnsi" w:hint="eastAsia"/>
+        </w:rPr>
+        <w:t xml:space="preserve">저희 모델의 </w:t>
+      </w:r>
+      <w:r>
+        <w:rPr>
+          <w:rFonts w:asciiTheme="majorHAnsi" w:eastAsiaTheme="majorHAnsi" w:hAnsiTheme="majorHAnsi" w:hint="eastAsia"/>
+        </w:rPr>
+        <w:t>최종</w:t>
+      </w:r>
+      <w:r>
+        <w:rPr>
+          <w:rFonts w:asciiTheme="majorHAnsi" w:eastAsiaTheme="majorHAnsi" w:hAnsiTheme="majorHAnsi" w:hint="eastAsia"/>
+        </w:rPr>
+        <w:t>적인</w:t>
+      </w:r>
+      <w:r>
+        <w:rPr>
+          <w:rFonts w:asciiTheme="majorHAnsi" w:eastAsiaTheme="majorHAnsi" w:hAnsiTheme="majorHAnsi" w:hint="eastAsia"/>
+        </w:rPr>
+        <w:t xml:space="preserve"> 파이프 라인은 다음과 같습니다.</w:t>
+      </w:r>
+    </w:p>
+    <w:p>
+      <w:pPr>
+        <w:spacing w:after="120" w:line="300" w:lineRule="auto"/>
+        <w:ind w:left="440" w:hangingChars="200" w:hanging="440"/>
+        <w:rPr>
+          <w:rFonts w:asciiTheme="majorHAnsi" w:eastAsiaTheme="majorHAnsi" w:hAnsiTheme="majorHAnsi"/>
+        </w:rPr>
+      </w:pPr>
+      <w:r>
+        <w:rPr>
+          <w:rFonts w:asciiTheme="majorHAnsi" w:eastAsiaTheme="majorHAnsi" w:hAnsiTheme="majorHAnsi" w:hint="eastAsia"/>
+        </w:rPr>
+        <w:t>먼저 OES데이터와 공정 파라미터들을 사이클 단위로 분리해서 2D-CNN에 입력하여 사이클별</w:t>
+      </w:r>
+    </w:p>
+    <w:p>
+      <w:pPr>
+        <w:spacing w:after="120" w:line="300" w:lineRule="auto"/>
+        <w:ind w:left="440" w:hangingChars="200" w:hanging="440"/>
+        <w:rPr>
+          <w:rFonts w:asciiTheme="majorHAnsi" w:eastAsiaTheme="majorHAnsi" w:hAnsiTheme="majorHAnsi"/>
+        </w:rPr>
+      </w:pPr>
+      <w:r>
+        <w:rPr>
+          <w:rFonts w:asciiTheme="majorHAnsi" w:eastAsiaTheme="majorHAnsi" w:hAnsiTheme="majorHAnsi" w:hint="eastAsia"/>
+        </w:rPr>
+        <w:t xml:space="preserve"> 임베딩 벡터를 만듭니다. 이를 biLSTM에 입력해서 사이클 간 변화과정을 반영한 Wafer</w:t>
+      </w:r>
+    </w:p>
+    <w:p>
+      <w:pPr>
+        <w:spacing w:after="120" w:line="300" w:lineRule="auto"/>
+        <w:ind w:left="440" w:hangingChars="200" w:hanging="440"/>
+        <w:rPr>
+          <w:rFonts w:asciiTheme="majorHAnsi" w:eastAsiaTheme="majorHAnsi" w:hAnsiTheme="majorHAnsi"/>
+        </w:rPr>
+      </w:pPr>
+      <w:r>
+        <w:rPr>
+          <w:rFonts w:asciiTheme="majorHAnsi" w:eastAsiaTheme="majorHAnsi" w:hAnsiTheme="majorHAnsi" w:hint="eastAsia"/>
+        </w:rPr>
+        <w:t>-representation을 만든 뒤, 웨이퍼 내의 위치인 XY 좌표를 반영하여 최종적인 representation</w:t>
+      </w:r>
+    </w:p>
+    <w:p>
+      <w:pPr>
+        <w:spacing w:after="120" w:line="300" w:lineRule="auto"/>
+        <w:ind w:left="440" w:hangingChars="200" w:hanging="440"/>
+        <w:rPr>
+          <w:rFonts w:asciiTheme="majorHAnsi" w:eastAsiaTheme="majorHAnsi" w:hAnsiTheme="majorHAnsi"/>
+        </w:rPr>
+      </w:pPr>
+      <w:r>
+        <w:rPr>
+          <w:rFonts w:asciiTheme="majorHAnsi" w:eastAsiaTheme="majorHAnsi" w:hAnsiTheme="majorHAnsi" w:hint="eastAsia"/>
+        </w:rPr>
+        <w:t xml:space="preserve">을 생성합니다. 그리고 최종적으로 각 포인트별 si 와 oxide 의 식각값을 예측합니다. </w:t>
+      </w:r>
+    </w:p>
+    <w:p>
+      <w:pPr>
+        <w:spacing w:after="120" w:line="300" w:lineRule="auto"/>
+        <w:rPr>
+          <w:rFonts w:asciiTheme="majorHAnsi" w:eastAsiaTheme="majorHAnsi" w:hAnsiTheme="majorHAnsi" w:hint="eastAsia"/>
+        </w:rPr>
+      </w:pPr>
+      <w:r>
+        <w:rPr>
+          <w:rFonts w:asciiTheme="majorHAnsi" w:eastAsiaTheme="majorHAnsi" w:hAnsiTheme="majorHAnsi" w:hint="eastAsia"/>
+        </w:rPr>
+        <w:t>이 파이프라인에서 xy 위치를 반영하는 부분을 보시면 FiLM modulation이라는 기법을 이용한 것을 보실 수 있습니다. 처음에는 단순히 repr 에 XY 값 2차원을 덧붙이는 형태로 XY 정보를 반영했었습니다.</w:t>
       </w:r>
     </w:p>
     <w:p>
@@ -959,7 +855,13 @@
         <w:rPr>
           <w:rFonts w:asciiTheme="majorHAnsi" w:eastAsiaTheme="majorHAnsi" w:hAnsiTheme="majorHAnsi"/>
         </w:rPr>
-        <w:t xml:space="preserve"> 문제 1 — Si와 '위치'의 발견</w:t>
+        <w:t xml:space="preserve"> </w:t>
+      </w:r>
+      <w:r>
+        <w:rPr>
+          <w:rFonts w:asciiTheme="majorHAnsi" w:eastAsiaTheme="majorHAnsi" w:hAnsiTheme="majorHAnsi"/>
+        </w:rPr>
+        <w:t>문제1. DL이 Si를 못 맞추는 문제</w:t>
       </w:r>
       <w:r>
         <w:rPr>
@@ -968,7 +870,7 @@
           <w:sz w:val="20"/>
           <w:szCs w:val="20"/>
         </w:rPr>
-        <w:t xml:space="preserve">   (40</w:t>
+        <w:t>(40</w:t>
       </w:r>
       <w:r>
         <w:rPr>
@@ -984,81 +886,45 @@
       <w:pPr>
         <w:spacing w:after="120" w:line="300" w:lineRule="auto"/>
         <w:rPr>
-          <w:rFonts w:asciiTheme="majorHAnsi" w:eastAsiaTheme="majorHAnsi" w:hAnsiTheme="majorHAnsi"/>
-        </w:rPr>
-      </w:pPr>
-      <w:r>
-        <w:rPr>
-          <w:rFonts w:asciiTheme="majorHAnsi" w:eastAsiaTheme="majorHAnsi" w:hAnsiTheme="majorHAnsi" w:hint="eastAsia"/>
-        </w:rPr>
-        <w:t xml:space="preserve">최종 파이프라인을 만들며 마주했던 </w:t>
-      </w:r>
-      <w:r>
-        <w:rPr>
-          <w:rFonts w:asciiTheme="majorHAnsi" w:eastAsiaTheme="majorHAnsi" w:hAnsiTheme="majorHAnsi" w:hint="eastAsia"/>
-        </w:rPr>
-        <w:t>첫번째 문제로는</w:t>
-      </w:r>
-      <w:r>
-        <w:rPr>
-          <w:rFonts w:asciiTheme="majorHAnsi" w:eastAsiaTheme="majorHAnsi" w:hAnsiTheme="majorHAnsi"/>
+          <w:rFonts w:asciiTheme="majorHAnsi" w:eastAsiaTheme="majorHAnsi" w:hAnsiTheme="majorHAnsi" w:hint="eastAsia"/>
+        </w:rPr>
+      </w:pPr>
+      <w:r>
+        <w:rPr>
+          <w:rFonts w:asciiTheme="majorHAnsi" w:eastAsiaTheme="majorHAnsi" w:hAnsiTheme="majorHAnsi"/>
+        </w:rPr>
+        <w:t>그런데</w:t>
+      </w:r>
+      <w:r>
+        <w:rPr>
+          <w:rFonts w:asciiTheme="majorHAnsi" w:eastAsiaTheme="majorHAnsi" w:hAnsiTheme="majorHAnsi" w:hint="eastAsia"/>
         </w:rPr>
         <w:t xml:space="preserve"> </w:t>
       </w:r>
       <w:r>
         <w:rPr>
-          <w:rFonts w:asciiTheme="majorHAnsi" w:eastAsiaTheme="majorHAnsi" w:hAnsiTheme="majorHAnsi"/>
-        </w:rPr>
-        <w:t>si</w:t>
-      </w:r>
-      <w:r>
-        <w:rPr>
-          <w:rFonts w:asciiTheme="majorHAnsi" w:eastAsiaTheme="majorHAnsi" w:hAnsiTheme="majorHAnsi" w:hint="eastAsia"/>
-        </w:rPr>
-        <w:t xml:space="preserve">와 </w:t>
-      </w:r>
-      <w:r>
-        <w:rPr>
-          <w:rFonts w:asciiTheme="majorHAnsi" w:eastAsiaTheme="majorHAnsi" w:hAnsiTheme="majorHAnsi"/>
-        </w:rPr>
-        <w:t xml:space="preserve">SiO2 </w:t>
-      </w:r>
-      <w:r>
-        <w:rPr>
-          <w:rFonts w:asciiTheme="majorHAnsi" w:eastAsiaTheme="majorHAnsi" w:hAnsiTheme="majorHAnsi"/>
-        </w:rPr>
-        <w:t>두 가지 값을 예측하는데, 그중 Si 식각량을 방금 그 단순한 비교 모델보다 저희 AI</w:t>
-      </w:r>
-      <w:r>
-        <w:rPr>
-          <w:rFonts w:asciiTheme="majorHAnsi" w:eastAsiaTheme="majorHAnsi" w:hAnsiTheme="majorHAnsi" w:hint="eastAsia"/>
-        </w:rPr>
-        <w:t>모델이</w:t>
-      </w:r>
-      <w:r>
-        <w:rPr>
-          <w:rFonts w:asciiTheme="majorHAnsi" w:eastAsiaTheme="majorHAnsi" w:hAnsiTheme="majorHAnsi"/>
-        </w:rPr>
-        <w:t xml:space="preserve"> 오히려 더 못 </w:t>
-      </w:r>
-      <w:r>
-        <w:rPr>
-          <w:rFonts w:asciiTheme="majorHAnsi" w:eastAsiaTheme="majorHAnsi" w:hAnsiTheme="majorHAnsi"/>
-        </w:rPr>
-        <w:t>맞</w:t>
-      </w:r>
-      <w:r>
-        <w:rPr>
-          <w:rFonts w:asciiTheme="majorHAnsi" w:eastAsiaTheme="majorHAnsi" w:hAnsiTheme="majorHAnsi" w:hint="eastAsia"/>
-        </w:rPr>
-        <w:t>추는 문제가 발생했습니다.</w:t>
-      </w:r>
-    </w:p>
-    <w:p>
-      <w:pPr>
-        <w:spacing w:after="120" w:line="300" w:lineRule="auto"/>
-        <w:rPr>
-          <w:rFonts w:asciiTheme="majorHAnsi" w:eastAsiaTheme="majorHAnsi" w:hAnsiTheme="majorHAnsi"/>
+          <w:rFonts w:asciiTheme="majorHAnsi" w:eastAsiaTheme="majorHAnsi" w:hAnsiTheme="majorHAnsi" w:hint="eastAsia"/>
+        </w:rPr>
+        <w:t xml:space="preserve">그 결과 보시는 것처럼 xgb는 매우 잘 맞추던 si에 대한 예측값을 오히려 </w:t>
+      </w:r>
+      <w:r>
+        <w:rPr>
+          <w:rFonts w:asciiTheme="majorHAnsi" w:eastAsiaTheme="majorHAnsi" w:hAnsiTheme="majorHAnsi" w:hint="eastAsia"/>
+        </w:rPr>
+        <w:t>DL</w:t>
+      </w:r>
+      <w:r>
+        <w:rPr>
+          <w:rFonts w:asciiTheme="majorHAnsi" w:eastAsiaTheme="majorHAnsi" w:hAnsiTheme="majorHAnsi" w:hint="eastAsia"/>
+        </w:rPr>
+        <w:t>모델이 크게 뒤쳐지는 현상이 있었습니다.</w:t>
+      </w:r>
+    </w:p>
+    <w:p>
+      <w:pPr>
+        <w:spacing w:after="120" w:line="300" w:lineRule="auto"/>
+        <w:rPr>
+          <w:rFonts w:asciiTheme="majorHAnsi" w:eastAsiaTheme="majorHAnsi" w:hAnsiTheme="majorHAnsi" w:hint="eastAsia"/>
         </w:rPr>
       </w:pPr>
       <w:r>
@@ -1077,143 +943,24 @@
         <w:rPr>
           <w:rFonts w:asciiTheme="majorHAnsi" w:eastAsiaTheme="majorHAnsi" w:hAnsiTheme="majorHAnsi"/>
         </w:rPr>
-        <w:t xml:space="preserve">, Si </w:t>
-      </w:r>
-      <w:proofErr w:type="spellStart"/>
-      <w:r>
-        <w:rPr>
-          <w:rFonts w:asciiTheme="majorHAnsi" w:eastAsiaTheme="majorHAnsi" w:hAnsiTheme="majorHAnsi"/>
-        </w:rPr>
-        <w:t>식각량은</w:t>
-      </w:r>
-      <w:proofErr w:type="spellEnd"/>
-      <w:r>
-        <w:rPr>
-          <w:rFonts w:asciiTheme="majorHAnsi" w:eastAsiaTheme="majorHAnsi" w:hAnsiTheme="majorHAnsi"/>
-        </w:rPr>
-        <w:t xml:space="preserve"> 공정이 </w:t>
-      </w:r>
-      <w:proofErr w:type="spellStart"/>
-      <w:r>
-        <w:rPr>
-          <w:rFonts w:asciiTheme="majorHAnsi" w:eastAsiaTheme="majorHAnsi" w:hAnsiTheme="majorHAnsi"/>
-        </w:rPr>
-        <w:t>어땠는지보다</w:t>
-      </w:r>
-      <w:proofErr w:type="spellEnd"/>
-      <w:r>
-        <w:rPr>
-          <w:rFonts w:asciiTheme="majorHAnsi" w:eastAsiaTheme="majorHAnsi" w:hAnsiTheme="majorHAnsi"/>
-        </w:rPr>
-        <w:t xml:space="preserve"> 웨이퍼 위 어느 </w:t>
-      </w:r>
-      <w:proofErr w:type="spellStart"/>
-      <w:r>
-        <w:rPr>
-          <w:rFonts w:asciiTheme="majorHAnsi" w:eastAsiaTheme="majorHAnsi" w:hAnsiTheme="majorHAnsi"/>
-        </w:rPr>
-        <w:t>위치냐에</w:t>
-      </w:r>
-      <w:proofErr w:type="spellEnd"/>
-      <w:r>
-        <w:rPr>
-          <w:rFonts w:asciiTheme="majorHAnsi" w:eastAsiaTheme="majorHAnsi" w:hAnsiTheme="majorHAnsi"/>
-        </w:rPr>
-        <w:t xml:space="preserve"> 거의 전적으로 달려 있는 값이었습니다. </w:t>
-      </w:r>
-      <w:proofErr w:type="spellStart"/>
-      <w:r>
-        <w:rPr>
-          <w:rFonts w:asciiTheme="majorHAnsi" w:eastAsiaTheme="majorHAnsi" w:hAnsiTheme="majorHAnsi"/>
-        </w:rPr>
-        <w:t>가운데냐</w:t>
-      </w:r>
-      <w:proofErr w:type="spellEnd"/>
-      <w:r>
-        <w:rPr>
-          <w:rFonts w:asciiTheme="majorHAnsi" w:eastAsiaTheme="majorHAnsi" w:hAnsiTheme="majorHAnsi"/>
-        </w:rPr>
-        <w:t xml:space="preserve"> </w:t>
-      </w:r>
-      <w:proofErr w:type="spellStart"/>
-      <w:r>
-        <w:rPr>
-          <w:rFonts w:asciiTheme="majorHAnsi" w:eastAsiaTheme="majorHAnsi" w:hAnsiTheme="majorHAnsi"/>
-        </w:rPr>
-        <w:t>가장자리냐만</w:t>
-      </w:r>
-      <w:proofErr w:type="spellEnd"/>
-      <w:r>
-        <w:rPr>
-          <w:rFonts w:asciiTheme="majorHAnsi" w:eastAsiaTheme="majorHAnsi" w:hAnsiTheme="majorHAnsi"/>
-        </w:rPr>
-        <w:t xml:space="preserve"> 알면 거의 답이 나오는 </w:t>
-      </w:r>
-      <w:r>
-        <w:rPr>
-          <w:rFonts w:asciiTheme="majorHAnsi" w:eastAsiaTheme="majorHAnsi" w:hAnsiTheme="majorHAnsi" w:hint="eastAsia"/>
-        </w:rPr>
-        <w:t>것이었습니다</w:t>
-      </w:r>
-      <w:r>
-        <w:rPr>
-          <w:rFonts w:asciiTheme="majorHAnsi" w:eastAsiaTheme="majorHAnsi" w:hAnsiTheme="majorHAnsi"/>
-        </w:rPr>
-        <w:t>. 문제는, 저희 AI</w:t>
-      </w:r>
-      <w:r>
-        <w:rPr>
-          <w:rFonts w:asciiTheme="majorHAnsi" w:eastAsiaTheme="majorHAnsi" w:hAnsiTheme="majorHAnsi" w:hint="eastAsia"/>
-        </w:rPr>
-        <w:t>모델이</w:t>
-      </w:r>
-      <w:r>
-        <w:rPr>
-          <w:rFonts w:asciiTheme="majorHAnsi" w:eastAsiaTheme="majorHAnsi" w:hAnsiTheme="majorHAnsi"/>
-        </w:rPr>
-        <w:t xml:space="preserve"> 이 위치 정보를 맨 마지막에 </w:t>
-      </w:r>
-      <w:proofErr w:type="spellStart"/>
-      <w:r>
-        <w:rPr>
-          <w:rFonts w:asciiTheme="majorHAnsi" w:eastAsiaTheme="majorHAnsi" w:hAnsiTheme="majorHAnsi" w:hint="eastAsia"/>
-        </w:rPr>
-        <w:t>이어붙여서</w:t>
-      </w:r>
-      <w:r>
-        <w:rPr>
-          <w:rFonts w:asciiTheme="majorHAnsi" w:eastAsiaTheme="majorHAnsi" w:hAnsiTheme="majorHAnsi"/>
-        </w:rPr>
-        <w:t>만</w:t>
-      </w:r>
-      <w:proofErr w:type="spellEnd"/>
-      <w:r>
-        <w:rPr>
-          <w:rFonts w:asciiTheme="majorHAnsi" w:eastAsiaTheme="majorHAnsi" w:hAnsiTheme="majorHAnsi"/>
-        </w:rPr>
-        <w:t xml:space="preserve"> 보고 있었다는 </w:t>
-      </w:r>
-      <w:r>
-        <w:rPr>
-          <w:rFonts w:asciiTheme="majorHAnsi" w:eastAsiaTheme="majorHAnsi" w:hAnsiTheme="majorHAnsi" w:hint="eastAsia"/>
-        </w:rPr>
-        <w:t>것입니</w:t>
-      </w:r>
-      <w:r>
-        <w:rPr>
-          <w:rFonts w:asciiTheme="majorHAnsi" w:eastAsiaTheme="majorHAnsi" w:hAnsiTheme="majorHAnsi"/>
-        </w:rPr>
-        <w:t>다.</w:t>
-      </w:r>
-    </w:p>
-    <w:p>
-      <w:pPr>
-        <w:spacing w:after="120" w:line="300" w:lineRule="auto"/>
-        <w:rPr>
-          <w:rFonts w:asciiTheme="majorHAnsi" w:eastAsiaTheme="majorHAnsi" w:hAnsiTheme="majorHAnsi"/>
-        </w:rPr>
-      </w:pPr>
-      <w:r>
+        <w:t xml:space="preserve">, Si 식각량은 공정이 어땠는지보다 웨이퍼 위 어느 위치냐에 거의 전적으로 </w:t>
+      </w:r>
+      <w:r>
+        <w:rPr>
+          <w:rFonts w:asciiTheme="majorHAnsi" w:eastAsiaTheme="majorHAnsi" w:hAnsiTheme="majorHAnsi" w:hint="eastAsia"/>
+        </w:rPr>
+        <w:t xml:space="preserve">의존하는 </w:t>
+      </w:r>
+      <w:r>
+        <w:rPr>
+          <w:rFonts w:asciiTheme="majorHAnsi" w:eastAsiaTheme="majorHAnsi" w:hAnsiTheme="majorHAnsi"/>
+        </w:rPr>
+        <w:t xml:space="preserve">값이었습니다. </w:t>
+      </w:r>
+    </w:p>
+    <w:p>
+      <w:pPr>
+        <w:spacing w:after="120" w:line="300" w:lineRule="auto"/>
         <w:rPr>
           <w:rFonts w:asciiTheme="majorHAnsi" w:eastAsiaTheme="majorHAnsi" w:hAnsiTheme="majorHAnsi"/>
           <w:b/>
@@ -1221,172 +968,17 @@
           <w:sz w:val="26"/>
           <w:szCs w:val="26"/>
         </w:rPr>
-        <w:t>7. 문제 1 — Si와 '위치'의 발견</w:t>
-      </w:r>
-      <w:r>
-        <w:rPr>
-          <w:rFonts w:asciiTheme="majorHAnsi" w:eastAsiaTheme="majorHAnsi" w:hAnsiTheme="majorHAnsi" w:hint="eastAsia"/>
+      </w:pPr>
+      <w:r>
+        <w:rPr>
+          <w:rFonts w:asciiTheme="majorHAnsi" w:eastAsiaTheme="majorHAnsi" w:hAnsiTheme="majorHAnsi"/>
           <w:b/>
           <w:bCs/>
           <w:sz w:val="26"/>
           <w:szCs w:val="26"/>
         </w:rPr>
-        <w:t xml:space="preserve"> </w:t>
-      </w:r>
-      <w:r>
-        <w:rPr>
-          <w:rFonts w:asciiTheme="majorHAnsi" w:eastAsiaTheme="majorHAnsi" w:hAnsiTheme="majorHAnsi"/>
-          <w:color w:val="888888"/>
-          <w:sz w:val="20"/>
-          <w:szCs w:val="20"/>
-        </w:rPr>
-        <w:t>(18</w:t>
-      </w:r>
-      <w:r>
-        <w:rPr>
-          <w:rFonts w:asciiTheme="majorHAnsi" w:eastAsiaTheme="majorHAnsi" w:hAnsiTheme="majorHAnsi"/>
-          <w:color w:val="888888"/>
-          <w:sz w:val="20"/>
-          <w:szCs w:val="20"/>
-        </w:rPr>
-        <w:t>초)</w:t>
-      </w:r>
-    </w:p>
-    <w:p>
-      <w:pPr>
-        <w:spacing w:after="120" w:line="300" w:lineRule="auto"/>
-        <w:rPr>
-          <w:rFonts w:asciiTheme="majorHAnsi" w:eastAsiaTheme="majorHAnsi" w:hAnsiTheme="majorHAnsi"/>
-        </w:rPr>
-      </w:pPr>
-      <w:r>
-        <w:rPr>
-          <w:rFonts w:asciiTheme="majorHAnsi" w:eastAsiaTheme="majorHAnsi" w:hAnsiTheme="majorHAnsi"/>
-        </w:rPr>
-        <w:t xml:space="preserve">그래서 위치 정보가 결과 전체를 좌우하도록 </w:t>
-      </w:r>
-      <w:r>
-        <w:rPr>
-          <w:rFonts w:asciiTheme="majorHAnsi" w:eastAsiaTheme="majorHAnsi" w:hAnsiTheme="majorHAnsi"/>
-        </w:rPr>
-        <w:t xml:space="preserve">Fourier feature + </w:t>
-      </w:r>
-      <w:proofErr w:type="spellStart"/>
-      <w:r>
-        <w:rPr>
-          <w:rFonts w:asciiTheme="majorHAnsi" w:eastAsiaTheme="majorHAnsi" w:hAnsiTheme="majorHAnsi"/>
-        </w:rPr>
-        <w:t>FiLM</w:t>
-      </w:r>
-      <w:proofErr w:type="spellEnd"/>
-      <w:r>
-        <w:rPr>
-          <w:rFonts w:asciiTheme="majorHAnsi" w:eastAsiaTheme="majorHAnsi" w:hAnsiTheme="majorHAnsi"/>
-        </w:rPr>
-        <w:t xml:space="preserve"> modulation</w:t>
-      </w:r>
-      <w:r>
-        <w:rPr>
-          <w:rFonts w:asciiTheme="majorHAnsi" w:eastAsiaTheme="majorHAnsi" w:hAnsiTheme="majorHAnsi" w:hint="eastAsia"/>
-        </w:rPr>
-        <w:t>으로</w:t>
-      </w:r>
-      <w:r>
-        <w:rPr>
-          <w:rFonts w:asciiTheme="majorHAnsi" w:eastAsiaTheme="majorHAnsi" w:hAnsiTheme="majorHAnsi" w:hint="eastAsia"/>
-        </w:rPr>
-        <w:t xml:space="preserve"> </w:t>
-      </w:r>
-      <w:r>
-        <w:rPr>
-          <w:rFonts w:asciiTheme="majorHAnsi" w:eastAsiaTheme="majorHAnsi" w:hAnsiTheme="majorHAnsi"/>
-        </w:rPr>
-        <w:t xml:space="preserve">구조를 </w:t>
-      </w:r>
-      <w:r>
-        <w:rPr>
-          <w:rFonts w:asciiTheme="majorHAnsi" w:eastAsiaTheme="majorHAnsi" w:hAnsiTheme="majorHAnsi"/>
-        </w:rPr>
-        <w:t>바</w:t>
-      </w:r>
-      <w:r>
-        <w:rPr>
-          <w:rFonts w:asciiTheme="majorHAnsi" w:eastAsiaTheme="majorHAnsi" w:hAnsiTheme="majorHAnsi" w:hint="eastAsia"/>
-        </w:rPr>
-        <w:t>꾸었</w:t>
-      </w:r>
-      <w:r>
-        <w:rPr>
-          <w:rFonts w:asciiTheme="majorHAnsi" w:eastAsiaTheme="majorHAnsi" w:hAnsiTheme="majorHAnsi"/>
-        </w:rPr>
-        <w:t xml:space="preserve">더니, Si 성능이 바로 </w:t>
-      </w:r>
-      <w:proofErr w:type="gramStart"/>
-      <w:r>
-        <w:rPr>
-          <w:rFonts w:asciiTheme="majorHAnsi" w:eastAsiaTheme="majorHAnsi" w:hAnsiTheme="majorHAnsi"/>
-        </w:rPr>
-        <w:t>회복됐습니다.</w:t>
-      </w:r>
-      <w:r>
-        <w:rPr>
-          <w:rFonts w:asciiTheme="majorHAnsi" w:eastAsiaTheme="majorHAnsi" w:hAnsiTheme="majorHAnsi" w:hint="eastAsia"/>
-        </w:rPr>
-        <w:t>따라서</w:t>
-      </w:r>
-      <w:proofErr w:type="gramEnd"/>
-      <w:r>
-        <w:rPr>
-          <w:rFonts w:asciiTheme="majorHAnsi" w:eastAsiaTheme="majorHAnsi" w:hAnsiTheme="majorHAnsi" w:hint="eastAsia"/>
-        </w:rPr>
-        <w:t xml:space="preserve"> </w:t>
-      </w:r>
-      <w:r>
-        <w:rPr>
-          <w:rFonts w:asciiTheme="majorHAnsi" w:eastAsiaTheme="majorHAnsi" w:hAnsiTheme="majorHAnsi"/>
-        </w:rPr>
-        <w:t xml:space="preserve">Si는 </w:t>
-      </w:r>
-      <w:r>
-        <w:rPr>
-          <w:rFonts w:asciiTheme="majorHAnsi" w:eastAsiaTheme="majorHAnsi" w:hAnsiTheme="majorHAnsi"/>
-        </w:rPr>
-        <w:t>위치</w:t>
-      </w:r>
-      <w:r>
-        <w:rPr>
-          <w:rFonts w:asciiTheme="majorHAnsi" w:eastAsiaTheme="majorHAnsi" w:hAnsiTheme="majorHAnsi" w:hint="eastAsia"/>
-        </w:rPr>
-        <w:t xml:space="preserve">정보를 통해 </w:t>
-      </w:r>
-      <w:proofErr w:type="spellStart"/>
-      <w:r>
-        <w:rPr>
-          <w:rFonts w:asciiTheme="majorHAnsi" w:eastAsiaTheme="majorHAnsi" w:hAnsiTheme="majorHAnsi" w:hint="eastAsia"/>
-        </w:rPr>
-        <w:t>식각량을</w:t>
-      </w:r>
-      <w:proofErr w:type="spellEnd"/>
-      <w:r>
-        <w:rPr>
-          <w:rFonts w:asciiTheme="majorHAnsi" w:eastAsiaTheme="majorHAnsi" w:hAnsiTheme="majorHAnsi" w:hint="eastAsia"/>
-        </w:rPr>
-        <w:t xml:space="preserve"> 예측할 수 있었습니다</w:t>
-      </w:r>
-      <w:r>
-        <w:rPr>
-          <w:rFonts w:asciiTheme="majorHAnsi" w:eastAsiaTheme="majorHAnsi" w:hAnsiTheme="majorHAnsi"/>
-        </w:rPr>
-        <w:t>.</w:t>
-      </w:r>
-    </w:p>
-    <w:p>
-      <w:pPr>
-        <w:spacing w:after="120" w:line="300" w:lineRule="auto"/>
-        <w:rPr>
-          <w:rFonts w:asciiTheme="majorHAnsi" w:eastAsiaTheme="majorHAnsi" w:hAnsiTheme="majorHAnsi"/>
-        </w:rPr>
-      </w:pPr>
+        <w:t xml:space="preserve">7. </w:t>
+      </w:r>
       <w:r>
         <w:rPr>
           <w:rFonts w:asciiTheme="majorHAnsi" w:eastAsiaTheme="majorHAnsi" w:hAnsiTheme="majorHAnsi"/>
@@ -1395,10 +987,44 @@
           <w:sz w:val="26"/>
           <w:szCs w:val="26"/>
         </w:rPr>
-        <w:t xml:space="preserve">8. 문제 1 — </w:t>
-      </w:r>
-      <w:proofErr w:type="spellStart"/>
-      <w:r>
+        <w:t>Si_etch wafer-map</w:t>
+      </w:r>
+      <w:r>
+        <w:rPr>
+          <w:rFonts w:asciiTheme="majorHAnsi" w:eastAsiaTheme="majorHAnsi" w:hAnsiTheme="majorHAnsi"/>
+          <w:color w:val="888888"/>
+          <w:sz w:val="20"/>
+          <w:szCs w:val="20"/>
+        </w:rPr>
+        <w:t>(18</w:t>
+      </w:r>
+      <w:r>
+        <w:rPr>
+          <w:rFonts w:asciiTheme="majorHAnsi" w:eastAsiaTheme="majorHAnsi" w:hAnsiTheme="majorHAnsi"/>
+          <w:color w:val="888888"/>
+          <w:sz w:val="20"/>
+          <w:szCs w:val="20"/>
+        </w:rPr>
+        <w:t>초)</w:t>
+      </w:r>
+    </w:p>
+    <w:p>
+      <w:pPr>
+        <w:spacing w:after="120" w:line="300" w:lineRule="auto"/>
+        <w:rPr>
+          <w:rFonts w:asciiTheme="majorHAnsi" w:eastAsiaTheme="majorHAnsi" w:hAnsiTheme="majorHAnsi"/>
+        </w:rPr>
+      </w:pPr>
+      <w:r>
+        <w:rPr>
+          <w:rFonts w:asciiTheme="majorHAnsi" w:eastAsiaTheme="majorHAnsi" w:hAnsiTheme="majorHAnsi" w:hint="eastAsia"/>
+        </w:rPr>
+        <w:t>웨이퍼맵을 보시면 위치에 따라 그 패턴이 명확하게 드러나는 것을 보실 수 있습니다. 이러한 패턴이 웨이퍼별로 거의 동일해서 xy 입력값 만으로 거의 완벽하게 맞출 수 있는 값이었습니다.</w:t>
+      </w:r>
+    </w:p>
+    <w:p>
+      <w:pPr>
+        <w:spacing w:after="120" w:line="300" w:lineRule="auto"/>
         <w:rPr>
           <w:rFonts w:asciiTheme="majorHAnsi" w:eastAsiaTheme="majorHAnsi" w:hAnsiTheme="majorHAnsi"/>
           <w:b/>
@@ -1406,8 +1032,7 @@
           <w:sz w:val="26"/>
           <w:szCs w:val="26"/>
         </w:rPr>
-        <w:t>Si</w:t>
-      </w:r>
+      </w:pPr>
       <w:r>
         <w:rPr>
           <w:rFonts w:asciiTheme="majorHAnsi" w:eastAsiaTheme="majorHAnsi" w:hAnsiTheme="majorHAnsi"/>
@@ -1416,29 +1041,454 @@
           <w:sz w:val="26"/>
           <w:szCs w:val="26"/>
         </w:rPr>
-        <w:t>_</w:t>
-      </w:r>
-      <w:r>
-        <w:rPr>
-          <w:rFonts w:asciiTheme="majorHAnsi" w:eastAsiaTheme="majorHAnsi" w:hAnsiTheme="majorHAnsi" w:hint="eastAsia"/>
+        <w:t xml:space="preserve">8. </w:t>
+      </w:r>
+      <w:r>
+        <w:rPr>
+          <w:rFonts w:asciiTheme="majorHAnsi" w:eastAsiaTheme="majorHAnsi" w:hAnsiTheme="majorHAnsi"/>
           <w:b/>
           <w:bCs/>
           <w:sz w:val="26"/>
           <w:szCs w:val="26"/>
         </w:rPr>
-        <w:t>etch</w:t>
-      </w:r>
-      <w:proofErr w:type="spellEnd"/>
-      <w:r>
-        <w:rPr>
-          <w:rFonts w:asciiTheme="majorHAnsi" w:eastAsiaTheme="majorHAnsi" w:hAnsiTheme="majorHAnsi" w:hint="eastAsia"/>
+        <w:t>FiLM modulation</w:t>
+      </w:r>
+      <w:r>
+        <w:rPr>
+          <w:rFonts w:asciiTheme="majorHAnsi" w:eastAsiaTheme="majorHAnsi" w:hAnsiTheme="majorHAnsi"/>
+          <w:color w:val="888888"/>
+          <w:sz w:val="20"/>
+          <w:szCs w:val="20"/>
+        </w:rPr>
+        <w:t>(10</w:t>
+      </w:r>
+      <w:r>
+        <w:rPr>
+          <w:rFonts w:asciiTheme="majorHAnsi" w:eastAsiaTheme="majorHAnsi" w:hAnsiTheme="majorHAnsi"/>
+          <w:color w:val="888888"/>
+          <w:sz w:val="20"/>
+          <w:szCs w:val="20"/>
+        </w:rPr>
+        <w:t>초)</w:t>
+      </w:r>
+    </w:p>
+    <w:p>
+      <w:pPr>
+        <w:spacing w:after="120" w:line="300" w:lineRule="auto"/>
+        <w:rPr>
+          <w:rFonts w:asciiTheme="majorHAnsi" w:eastAsiaTheme="majorHAnsi" w:hAnsiTheme="majorHAnsi" w:hint="eastAsia"/>
+        </w:rPr>
+      </w:pPr>
+      <w:r>
+        <w:rPr>
+          <w:rFonts w:asciiTheme="majorHAnsi" w:eastAsiaTheme="majorHAnsi" w:hAnsiTheme="majorHAnsi" w:hint="eastAsia"/>
+        </w:rPr>
+        <w:t>그런데 초기 모델은 XY 정보가 repr 벡터의 끝에 단 2차원만 차지하다보니 위치정보가 거의 무</w:t>
+      </w:r>
+      <w:r>
+        <w:rPr>
+          <w:rFonts w:asciiTheme="majorHAnsi" w:eastAsiaTheme="majorHAnsi" w:hAnsiTheme="majorHAnsi" w:hint="eastAsia"/>
+        </w:rPr>
+        <w:lastRenderedPageBreak/>
+        <w:t xml:space="preserve">시되는 현상이 발생했습니다. </w:t>
+      </w:r>
+    </w:p>
+    <w:p>
+      <w:pPr>
+        <w:spacing w:after="120" w:line="300" w:lineRule="auto"/>
+        <w:rPr>
+          <w:rFonts w:asciiTheme="majorHAnsi" w:eastAsiaTheme="majorHAnsi" w:hAnsiTheme="majorHAnsi" w:hint="eastAsia"/>
+        </w:rPr>
+      </w:pPr>
+      <w:r>
+        <w:rPr>
+          <w:rFonts w:asciiTheme="majorHAnsi" w:eastAsiaTheme="majorHAnsi" w:hAnsiTheme="majorHAnsi"/>
+        </w:rPr>
+        <w:t xml:space="preserve">그래서 </w:t>
+      </w:r>
+      <w:r>
+        <w:rPr>
+          <w:rFonts w:asciiTheme="majorHAnsi" w:eastAsiaTheme="majorHAnsi" w:hAnsiTheme="majorHAnsi" w:hint="eastAsia"/>
+        </w:rPr>
+        <w:t>위치정보를 보시는것처럼 전체 repr에 투영하는 방식으로 더 잘 반영할 수 있도록 조정했습니다.</w:t>
+      </w:r>
+    </w:p>
+    <w:p>
+      <w:pPr>
+        <w:pStyle w:val="2"/>
+        <w:spacing w:before="240"/>
+        <w:rPr>
+          <w:rFonts w:asciiTheme="majorHAnsi" w:eastAsiaTheme="majorHAnsi" w:hAnsiTheme="majorHAnsi"/>
+        </w:rPr>
+      </w:pPr>
+      <w:r>
+        <w:rPr>
+          <w:rFonts w:asciiTheme="majorHAnsi" w:eastAsiaTheme="majorHAnsi" w:hAnsiTheme="majorHAnsi"/>
+        </w:rPr>
+        <w:t>9</w:t>
+      </w:r>
+      <w:r>
+        <w:rPr>
+          <w:rFonts w:asciiTheme="majorHAnsi" w:eastAsiaTheme="majorHAnsi" w:hAnsiTheme="majorHAnsi"/>
+        </w:rPr>
+        <w:t xml:space="preserve">. </w:t>
+      </w:r>
+      <w:r>
+        <w:rPr>
+          <w:rFonts w:asciiTheme="majorHAnsi" w:eastAsiaTheme="majorHAnsi" w:hAnsiTheme="majorHAnsi"/>
+        </w:rPr>
+        <w:t>FiLM modulation</w:t>
+      </w:r>
+      <w:r>
+        <w:rPr>
+          <w:rFonts w:asciiTheme="majorHAnsi" w:eastAsiaTheme="majorHAnsi" w:hAnsiTheme="majorHAnsi"/>
+          <w:color w:val="888888"/>
+          <w:sz w:val="20"/>
+          <w:szCs w:val="20"/>
+        </w:rPr>
+        <w:t>(18</w:t>
+      </w:r>
+      <w:r>
+        <w:rPr>
+          <w:rFonts w:asciiTheme="majorHAnsi" w:eastAsiaTheme="majorHAnsi" w:hAnsiTheme="majorHAnsi"/>
+          <w:color w:val="888888"/>
+          <w:sz w:val="20"/>
+          <w:szCs w:val="20"/>
+        </w:rPr>
+        <w:t>초)</w:t>
+      </w:r>
+    </w:p>
+    <w:p>
+      <w:pPr>
+        <w:spacing w:after="120" w:line="300" w:lineRule="auto"/>
+        <w:rPr>
+          <w:rFonts w:asciiTheme="majorHAnsi" w:eastAsiaTheme="majorHAnsi" w:hAnsiTheme="majorHAnsi"/>
+        </w:rPr>
+      </w:pPr>
+      <w:r>
+        <w:rPr>
+          <w:rFonts w:asciiTheme="majorHAnsi" w:eastAsiaTheme="majorHAnsi" w:hAnsiTheme="majorHAnsi" w:hint="eastAsia"/>
+        </w:rPr>
+        <w:t>그 결과</w:t>
+      </w:r>
+      <w:r>
+        <w:rPr>
+          <w:rFonts w:asciiTheme="majorHAnsi" w:eastAsiaTheme="majorHAnsi" w:hAnsiTheme="majorHAnsi" w:hint="eastAsia"/>
+        </w:rPr>
+        <w:t xml:space="preserve"> Si 에 대한 식각값을 XGB 처럼 매우 정확하게 예측하는 것을 확인할 수 있었습니다.</w:t>
+      </w:r>
+    </w:p>
+    <w:p>
+      <w:pPr>
+        <w:spacing w:after="120" w:line="300" w:lineRule="auto"/>
+        <w:rPr>
+          <w:rFonts w:asciiTheme="majorHAnsi" w:eastAsiaTheme="majorHAnsi" w:hAnsiTheme="majorHAnsi"/>
+        </w:rPr>
+      </w:pPr>
+      <w:r>
+        <w:rPr>
+          <w:rFonts w:asciiTheme="majorHAnsi" w:eastAsiaTheme="majorHAnsi" w:hAnsiTheme="majorHAnsi" w:hint="eastAsia"/>
+        </w:rPr>
+        <w:t>그리고 보시는것처럼 Si는 위치정보를 반영하는 것만으로도 결정계수 값이 거의 1에 근접할 정도로 완벽하게 예측하기에, 이후 연구는 모델이 어려워하는 oxide의 값을 예측하는 것을 목표로 잡고 진행했습니다.</w:t>
+      </w:r>
+    </w:p>
+    <w:p>
+      <w:pPr>
+        <w:pStyle w:val="2"/>
+        <w:spacing w:before="240"/>
+        <w:rPr>
+          <w:rFonts w:asciiTheme="majorHAnsi" w:eastAsiaTheme="majorHAnsi" w:hAnsiTheme="majorHAnsi"/>
+        </w:rPr>
+      </w:pPr>
+      <w:r>
+        <w:rPr>
+          <w:rFonts w:asciiTheme="majorHAnsi" w:eastAsiaTheme="majorHAnsi" w:hAnsiTheme="majorHAnsi"/>
+        </w:rPr>
+        <w:t>10</w:t>
+      </w:r>
+      <w:r>
+        <w:rPr>
+          <w:rFonts w:asciiTheme="majorHAnsi" w:eastAsiaTheme="majorHAnsi" w:hAnsiTheme="majorHAnsi"/>
+        </w:rPr>
+        <w:t xml:space="preserve">. </w:t>
+      </w:r>
+      <w:r>
+        <w:rPr>
+          <w:rFonts w:asciiTheme="majorHAnsi" w:eastAsiaTheme="majorHAnsi" w:hAnsiTheme="majorHAnsi"/>
+        </w:rPr>
+        <w:t>문제2. 특정 Fold에서 성능 붕괴</w:t>
+      </w:r>
+      <w:r>
+        <w:rPr>
+          <w:rFonts w:asciiTheme="majorHAnsi" w:eastAsiaTheme="majorHAnsi" w:hAnsiTheme="majorHAnsi"/>
+          <w:color w:val="888888"/>
+          <w:sz w:val="20"/>
+          <w:szCs w:val="20"/>
+        </w:rPr>
+        <w:t>(15</w:t>
+      </w:r>
+      <w:r>
+        <w:rPr>
+          <w:rFonts w:asciiTheme="majorHAnsi" w:eastAsiaTheme="majorHAnsi" w:hAnsiTheme="majorHAnsi"/>
+          <w:color w:val="888888"/>
+          <w:sz w:val="20"/>
+          <w:szCs w:val="20"/>
+        </w:rPr>
+        <w:t>초)</w:t>
+      </w:r>
+    </w:p>
+    <w:p>
+      <w:pPr>
+        <w:spacing w:after="120" w:line="300" w:lineRule="auto"/>
+        <w:rPr>
+          <w:rFonts w:asciiTheme="majorHAnsi" w:eastAsiaTheme="majorHAnsi" w:hAnsiTheme="majorHAnsi" w:hint="eastAsia"/>
+        </w:rPr>
+      </w:pPr>
+      <w:r>
+        <w:rPr>
+          <w:rFonts w:asciiTheme="majorHAnsi" w:eastAsiaTheme="majorHAnsi" w:hAnsiTheme="majorHAnsi" w:hint="eastAsia"/>
+        </w:rPr>
+        <w:t>이렇게 만든 모델의 강건성을 테스트하기 위해 5-fold 방식으로 학습을 시켜본 결과 보시는 것처럼 특정 fold 에서 성능이 크게 붕괴되는 문제가 있었습니다. 그래서 저희는 성능 안정화를 위한 여러가지 기법을 도입했습니다.</w:t>
+      </w:r>
+    </w:p>
+    <w:p>
+      <w:pPr>
+        <w:pStyle w:val="2"/>
+        <w:spacing w:before="240"/>
+        <w:rPr>
+          <w:rFonts w:asciiTheme="majorHAnsi" w:eastAsiaTheme="majorHAnsi" w:hAnsiTheme="majorHAnsi"/>
+        </w:rPr>
+      </w:pPr>
+      <w:r>
+        <w:rPr>
+          <w:rFonts w:asciiTheme="majorHAnsi" w:eastAsiaTheme="majorHAnsi" w:hAnsiTheme="majorHAnsi"/>
+        </w:rPr>
+        <w:t>11</w:t>
+      </w:r>
+      <w:r>
+        <w:rPr>
+          <w:rFonts w:asciiTheme="majorHAnsi" w:eastAsiaTheme="majorHAnsi" w:hAnsiTheme="majorHAnsi"/>
+        </w:rPr>
+        <w:t xml:space="preserve">. </w:t>
+      </w:r>
+      <w:r>
+        <w:rPr>
+          <w:rFonts w:asciiTheme="majorHAnsi" w:eastAsiaTheme="majorHAnsi" w:hAnsiTheme="majorHAnsi"/>
+        </w:rPr>
+        <w:t>Final Pipeline</w:t>
+      </w:r>
+      <w:r>
+        <w:rPr>
+          <w:rFonts w:asciiTheme="majorHAnsi" w:eastAsiaTheme="majorHAnsi" w:hAnsiTheme="majorHAnsi"/>
+          <w:color w:val="888888"/>
+          <w:sz w:val="20"/>
+          <w:szCs w:val="20"/>
+        </w:rPr>
+        <w:t>(25</w:t>
+      </w:r>
+      <w:r>
+        <w:rPr>
+          <w:rFonts w:asciiTheme="majorHAnsi" w:eastAsiaTheme="majorHAnsi" w:hAnsiTheme="majorHAnsi"/>
+          <w:color w:val="888888"/>
+          <w:sz w:val="20"/>
+          <w:szCs w:val="20"/>
+        </w:rPr>
+        <w:t>초)</w:t>
+      </w:r>
+    </w:p>
+    <w:p>
+      <w:pPr>
+        <w:spacing w:after="120" w:line="300" w:lineRule="auto"/>
+        <w:ind w:left="220" w:hangingChars="100" w:hanging="220"/>
+        <w:rPr>
+          <w:rFonts w:asciiTheme="majorHAnsi" w:eastAsiaTheme="majorHAnsi" w:hAnsiTheme="majorHAnsi"/>
+        </w:rPr>
+      </w:pPr>
+      <w:r>
+        <w:rPr>
+          <w:rFonts w:asciiTheme="majorHAnsi" w:eastAsiaTheme="majorHAnsi" w:hAnsiTheme="majorHAnsi" w:hint="eastAsia"/>
+        </w:rPr>
+        <w:t>다시 최종 파이프라인을 보시면 아직 설명드리지 않은 여러 과정이 남아있는데요, 이것이 성능</w:t>
+      </w:r>
+    </w:p>
+    <w:p>
+      <w:pPr>
+        <w:spacing w:after="120" w:line="300" w:lineRule="auto"/>
+        <w:ind w:left="220" w:hangingChars="100" w:hanging="220"/>
+        <w:rPr>
+          <w:rFonts w:asciiTheme="majorHAnsi" w:eastAsiaTheme="majorHAnsi" w:hAnsiTheme="majorHAnsi" w:hint="eastAsia"/>
+        </w:rPr>
+      </w:pPr>
+      <w:r>
+        <w:rPr>
+          <w:rFonts w:asciiTheme="majorHAnsi" w:eastAsiaTheme="majorHAnsi" w:hAnsiTheme="majorHAnsi" w:hint="eastAsia"/>
+        </w:rPr>
+        <w:t xml:space="preserve">안정화를 위해 저희가 적용한 기법들입니다. </w:t>
+      </w:r>
+    </w:p>
+    <w:p>
+      <w:pPr>
+        <w:pStyle w:val="2"/>
+        <w:spacing w:before="240"/>
+        <w:rPr>
+          <w:rFonts w:asciiTheme="majorHAnsi" w:eastAsiaTheme="majorHAnsi" w:hAnsiTheme="majorHAnsi"/>
+        </w:rPr>
+      </w:pPr>
+      <w:r>
+        <w:rPr>
+          <w:rFonts w:asciiTheme="majorHAnsi" w:eastAsiaTheme="majorHAnsi" w:hAnsiTheme="majorHAnsi"/>
+        </w:rPr>
+        <w:t>12</w:t>
+      </w:r>
+      <w:r>
+        <w:rPr>
+          <w:rFonts w:asciiTheme="majorHAnsi" w:eastAsiaTheme="majorHAnsi" w:hAnsiTheme="majorHAnsi"/>
+        </w:rPr>
+        <w:t xml:space="preserve">. </w:t>
+      </w:r>
+      <w:r>
+        <w:rPr>
+          <w:rFonts w:asciiTheme="majorHAnsi" w:eastAsiaTheme="majorHAnsi" w:hAnsiTheme="majorHAnsi"/>
+        </w:rPr>
+        <w:t>성능 안정화를 위한 4가지 개선</w:t>
+      </w:r>
+      <w:r>
+        <w:rPr>
+          <w:rFonts w:asciiTheme="majorHAnsi" w:eastAsiaTheme="majorHAnsi" w:hAnsiTheme="majorHAnsi"/>
+          <w:color w:val="888888"/>
+          <w:sz w:val="20"/>
+          <w:szCs w:val="20"/>
+        </w:rPr>
+        <w:t>(16</w:t>
+      </w:r>
+      <w:r>
+        <w:rPr>
+          <w:rFonts w:asciiTheme="majorHAnsi" w:eastAsiaTheme="majorHAnsi" w:hAnsiTheme="majorHAnsi"/>
+          <w:color w:val="888888"/>
+          <w:sz w:val="20"/>
+          <w:szCs w:val="20"/>
+        </w:rPr>
+        <w:t>초)</w:t>
+      </w:r>
+    </w:p>
+    <w:p>
+      <w:pPr>
+        <w:spacing w:after="120" w:line="300" w:lineRule="auto"/>
+        <w:rPr>
+          <w:rFonts w:asciiTheme="majorHAnsi" w:eastAsiaTheme="majorHAnsi" w:hAnsiTheme="majorHAnsi"/>
+        </w:rPr>
+      </w:pPr>
+      <w:r>
+        <w:rPr>
+          <w:rFonts w:asciiTheme="majorHAnsi" w:eastAsiaTheme="majorHAnsi" w:hAnsiTheme="majorHAnsi" w:hint="eastAsia"/>
+        </w:rPr>
+        <w:t>먼저 저희 타깃과 상관계수가 큰 256개의 채널만 선별하여 사용합니다. 결국 예측에 중요하게 활용되는 부분은 모든 파장 영역의 OES 정보가 아니라, 특정 영역일 것 이므로 필요이상으로 복잡도를 증가시키는 나머지 영역을 제거했습니다.</w:t>
+      </w:r>
+    </w:p>
+    <w:p>
+      <w:pPr>
+        <w:spacing w:after="120" w:line="300" w:lineRule="auto"/>
+        <w:rPr>
+          <w:rFonts w:asciiTheme="majorHAnsi" w:eastAsiaTheme="majorHAnsi" w:hAnsiTheme="majorHAnsi"/>
+        </w:rPr>
+      </w:pPr>
+      <w:r>
+        <w:rPr>
+          <w:rFonts w:asciiTheme="majorHAnsi" w:eastAsiaTheme="majorHAnsi" w:hAnsiTheme="majorHAnsi" w:hint="eastAsia"/>
+        </w:rPr>
+        <w:t xml:space="preserve">또한, 기존 방식은 wafer </w:t>
+      </w:r>
+      <w:r>
+        <w:rPr>
+          <w:rFonts w:asciiTheme="majorHAnsi" w:eastAsiaTheme="majorHAnsi" w:hAnsiTheme="majorHAnsi" w:hint="eastAsia"/>
+        </w:rPr>
+        <w:t xml:space="preserve">의 전반적인 식각값이 </w:t>
+      </w:r>
+      <w:r>
+        <w:rPr>
+          <w:rFonts w:asciiTheme="majorHAnsi" w:eastAsiaTheme="majorHAnsi" w:hAnsiTheme="majorHAnsi" w:hint="eastAsia"/>
+        </w:rPr>
+        <w:t xml:space="preserve">high </w:t>
+      </w:r>
+      <w:r>
+        <w:rPr>
+          <w:rFonts w:asciiTheme="majorHAnsi" w:eastAsiaTheme="majorHAnsi" w:hAnsiTheme="majorHAnsi" w:hint="eastAsia"/>
+        </w:rPr>
+        <w:t>level인지, L</w:t>
+      </w:r>
+      <w:r>
+        <w:rPr>
+          <w:rFonts w:asciiTheme="majorHAnsi" w:eastAsiaTheme="majorHAnsi" w:hAnsiTheme="majorHAnsi" w:hint="eastAsia"/>
+        </w:rPr>
+        <w:t xml:space="preserve">ow </w:t>
+      </w:r>
+      <w:r>
+        <w:rPr>
+          <w:rFonts w:asciiTheme="majorHAnsi" w:eastAsiaTheme="majorHAnsi" w:hAnsiTheme="majorHAnsi" w:hint="eastAsia"/>
+        </w:rPr>
+        <w:t>level</w:t>
+      </w:r>
+      <w:r>
+        <w:rPr>
+          <w:rFonts w:asciiTheme="majorHAnsi" w:eastAsiaTheme="majorHAnsi" w:hAnsiTheme="majorHAnsi" w:hint="eastAsia"/>
+        </w:rPr>
+        <w:t xml:space="preserve">인지와 같은 웨이퍼 단위의 전역적인 값을 전혀 고려하지 않았습니다. 그래서 저희는 포인트별 xy 정보를 반영하지 않은채 wafer repr 만 보고 wafer의 평균 </w:t>
+      </w:r>
+      <w:r>
+        <w:rPr>
+          <w:rFonts w:asciiTheme="majorHAnsi" w:eastAsiaTheme="majorHAnsi" w:hAnsiTheme="majorHAnsi" w:hint="eastAsia"/>
+        </w:rPr>
+        <w:t>식각</w:t>
+      </w:r>
+      <w:r>
+        <w:rPr>
+          <w:rFonts w:asciiTheme="majorHAnsi" w:eastAsiaTheme="majorHAnsi" w:hAnsiTheme="majorHAnsi" w:hint="eastAsia"/>
+        </w:rPr>
+        <w:t xml:space="preserve"> 값을 예측하는 보조 Loss를 도입해서 모델이 웨이퍼 전체의 </w:t>
+      </w:r>
+      <w:r>
+        <w:rPr>
+          <w:rFonts w:asciiTheme="majorHAnsi" w:eastAsiaTheme="majorHAnsi" w:hAnsiTheme="majorHAnsi" w:hint="eastAsia"/>
+        </w:rPr>
+        <w:t>식각</w:t>
+      </w:r>
+      <w:r>
+        <w:rPr>
+          <w:rFonts w:asciiTheme="majorHAnsi" w:eastAsiaTheme="majorHAnsi" w:hAnsiTheme="majorHAnsi" w:hint="eastAsia"/>
+        </w:rPr>
+        <w:t xml:space="preserve"> 수준까지 학습하도록 유도했습니다. 그리고 특정 두 웨이퍼를 섞은 중간 상태의 </w:t>
+      </w:r>
+      <w:r>
+        <w:rPr>
+          <w:rFonts w:asciiTheme="majorHAnsi" w:eastAsiaTheme="majorHAnsi" w:hAnsiTheme="majorHAnsi" w:hint="eastAsia"/>
+        </w:rPr>
+        <w:lastRenderedPageBreak/>
+        <w:t xml:space="preserve">웨이퍼를 만드는 방식으로 데이터셋 증강을 해서 적은 데이터의 단점을 보완했습니다. 마지막으로 </w:t>
+      </w:r>
+      <w:r>
+        <w:rPr>
+          <w:rFonts w:asciiTheme="majorHAnsi" w:eastAsiaTheme="majorHAnsi" w:hAnsiTheme="majorHAnsi"/>
+        </w:rPr>
+        <w:t>학습</w:t>
+      </w:r>
+      <w:r>
+        <w:rPr>
+          <w:rFonts w:asciiTheme="majorHAnsi" w:eastAsiaTheme="majorHAnsi" w:hAnsiTheme="majorHAnsi" w:hint="eastAsia"/>
+        </w:rPr>
+        <w:t xml:space="preserve"> 중 가중치를 지수 이동평균으로 설정하도록 하여, 검증 중 과도한 변동을 막아서 운좋게 높은 정확도를 달성하는 경우를 최소화하고자 했습니다.</w:t>
+      </w:r>
+    </w:p>
+    <w:p>
+      <w:pPr>
+        <w:spacing w:after="120" w:line="300" w:lineRule="auto"/>
+        <w:rPr>
+          <w:rFonts w:asciiTheme="majorHAnsi" w:eastAsiaTheme="majorHAnsi" w:hAnsiTheme="majorHAnsi"/>
           <w:b/>
           <w:bCs/>
           <w:sz w:val="26"/>
           <w:szCs w:val="26"/>
         </w:rPr>
-        <w:t xml:space="preserve"> wafer map</w:t>
-      </w:r>
+      </w:pPr>
       <w:r>
         <w:rPr>
           <w:rFonts w:asciiTheme="majorHAnsi" w:eastAsiaTheme="majorHAnsi" w:hAnsiTheme="majorHAnsi"/>
@@ -1447,544 +1497,17 @@
           <w:sz w:val="26"/>
           <w:szCs w:val="26"/>
         </w:rPr>
-        <w:t xml:space="preserve"> </w:t>
-      </w:r>
-      <w:r>
-        <w:rPr>
-          <w:rFonts w:asciiTheme="majorHAnsi" w:eastAsiaTheme="majorHAnsi" w:hAnsiTheme="majorHAnsi"/>
-          <w:color w:val="888888"/>
-          <w:sz w:val="20"/>
-          <w:szCs w:val="20"/>
-        </w:rPr>
-        <w:t>(10</w:t>
-      </w:r>
-      <w:r>
-        <w:rPr>
-          <w:rFonts w:asciiTheme="majorHAnsi" w:eastAsiaTheme="majorHAnsi" w:hAnsiTheme="majorHAnsi"/>
-          <w:color w:val="888888"/>
-          <w:sz w:val="20"/>
-          <w:szCs w:val="20"/>
-        </w:rPr>
-        <w:t>초)</w:t>
-      </w:r>
-    </w:p>
-    <w:p>
-      <w:pPr>
-        <w:spacing w:after="120" w:line="300" w:lineRule="auto"/>
-        <w:rPr>
-          <w:rFonts w:asciiTheme="majorHAnsi" w:eastAsiaTheme="majorHAnsi" w:hAnsiTheme="majorHAnsi"/>
-        </w:rPr>
-      </w:pPr>
-      <w:r>
-        <w:rPr>
-          <w:rFonts w:asciiTheme="majorHAnsi" w:eastAsiaTheme="majorHAnsi" w:hAnsiTheme="majorHAnsi" w:hint="eastAsia"/>
-        </w:rPr>
-        <w:lastRenderedPageBreak/>
-        <w:t xml:space="preserve">예측 </w:t>
-      </w:r>
-      <w:proofErr w:type="spellStart"/>
-      <w:r>
-        <w:rPr>
-          <w:rFonts w:asciiTheme="majorHAnsi" w:eastAsiaTheme="majorHAnsi" w:hAnsiTheme="majorHAnsi" w:hint="eastAsia"/>
-        </w:rPr>
-        <w:t>정답률을</w:t>
-      </w:r>
-      <w:proofErr w:type="spellEnd"/>
-      <w:r>
-        <w:rPr>
-          <w:rFonts w:asciiTheme="majorHAnsi" w:eastAsiaTheme="majorHAnsi" w:hAnsiTheme="majorHAnsi" w:hint="eastAsia"/>
-        </w:rPr>
-        <w:t xml:space="preserve"> </w:t>
-      </w:r>
-      <w:r>
-        <w:rPr>
-          <w:rFonts w:asciiTheme="majorHAnsi" w:eastAsiaTheme="majorHAnsi" w:hAnsiTheme="majorHAnsi"/>
-        </w:rPr>
-        <w:t xml:space="preserve">Wafer </w:t>
-      </w:r>
-      <w:r>
-        <w:rPr>
-          <w:rFonts w:asciiTheme="majorHAnsi" w:eastAsiaTheme="majorHAnsi" w:hAnsiTheme="majorHAnsi" w:hint="eastAsia"/>
-        </w:rPr>
-        <w:t>맵 상으로 시각화한 그림입니다.</w:t>
-      </w:r>
-      <w:r>
-        <w:rPr>
-          <w:rFonts w:asciiTheme="majorHAnsi" w:eastAsiaTheme="majorHAnsi" w:hAnsiTheme="majorHAnsi"/>
-        </w:rPr>
-        <w:t xml:space="preserve"> </w:t>
-      </w:r>
-      <w:r>
-        <w:rPr>
-          <w:rFonts w:asciiTheme="majorHAnsi" w:eastAsiaTheme="majorHAnsi" w:hAnsiTheme="majorHAnsi"/>
-        </w:rPr>
-        <w:t xml:space="preserve">그래서 저희는 위치만으론 </w:t>
-      </w:r>
-      <w:r>
-        <w:rPr>
-          <w:rFonts w:asciiTheme="majorHAnsi" w:eastAsiaTheme="majorHAnsi" w:hAnsiTheme="majorHAnsi" w:hint="eastAsia"/>
-        </w:rPr>
-        <w:t>예측이 안되고</w:t>
-      </w:r>
-      <w:r>
-        <w:rPr>
-          <w:rFonts w:asciiTheme="majorHAnsi" w:eastAsiaTheme="majorHAnsi" w:hAnsiTheme="majorHAnsi"/>
-        </w:rPr>
-        <w:t xml:space="preserve"> 공정 신호를 깊이 봐야 하는 </w:t>
-      </w:r>
-      <w:r>
-        <w:rPr>
-          <w:rFonts w:asciiTheme="majorHAnsi" w:eastAsiaTheme="majorHAnsi" w:hAnsiTheme="majorHAnsi" w:hint="eastAsia"/>
-        </w:rPr>
-        <w:t>SiO2</w:t>
-      </w:r>
-      <w:r>
-        <w:rPr>
-          <w:rFonts w:asciiTheme="majorHAnsi" w:eastAsiaTheme="majorHAnsi" w:hAnsiTheme="majorHAnsi"/>
-        </w:rPr>
-        <w:t xml:space="preserve"> 식각 예측에 집중하기로 했습니다.</w:t>
-      </w:r>
-    </w:p>
-    <w:p>
-      <w:pPr>
-        <w:pBdr>
-          <w:left w:val="single" w:sz="18" w:space="12" w:color="B0B0B0"/>
-        </w:pBdr>
-        <w:spacing w:after="120" w:line="280" w:lineRule="auto"/>
-        <w:ind w:left="200"/>
-        <w:rPr>
-          <w:rFonts w:asciiTheme="majorHAnsi" w:eastAsiaTheme="majorHAnsi" w:hAnsiTheme="majorHAnsi"/>
-        </w:rPr>
-      </w:pPr>
-      <w:r>
-        <w:rPr>
-          <w:rFonts w:ascii="Segoe UI Symbol" w:eastAsiaTheme="majorHAnsi" w:hAnsi="Segoe UI Symbol" w:cs="Segoe UI Symbol"/>
-          <w:b/>
-          <w:bCs/>
-          <w:color w:val="666666"/>
-          <w:sz w:val="19"/>
-          <w:szCs w:val="19"/>
-        </w:rPr>
-        <w:t>💬</w:t>
-      </w:r>
-      <w:r>
-        <w:rPr>
-          <w:rFonts w:asciiTheme="majorHAnsi" w:eastAsiaTheme="majorHAnsi" w:hAnsiTheme="majorHAnsi"/>
-          <w:b/>
-          <w:bCs/>
-          <w:color w:val="666666"/>
-          <w:sz w:val="19"/>
-          <w:szCs w:val="19"/>
-        </w:rPr>
-        <w:t xml:space="preserve"> 화면 메모: </w:t>
-      </w:r>
-      <w:r>
-        <w:rPr>
-          <w:rFonts w:asciiTheme="majorHAnsi" w:eastAsiaTheme="majorHAnsi" w:hAnsiTheme="majorHAnsi"/>
-          <w:color w:val="666666"/>
-          <w:sz w:val="19"/>
-          <w:szCs w:val="19"/>
-        </w:rPr>
-        <w:t xml:space="preserve">위치가 결과를 좌우하게 만든 기법 = Fourier feature + </w:t>
-      </w:r>
-      <w:proofErr w:type="spellStart"/>
-      <w:r>
-        <w:rPr>
-          <w:rFonts w:asciiTheme="majorHAnsi" w:eastAsiaTheme="majorHAnsi" w:hAnsiTheme="majorHAnsi"/>
-          <w:color w:val="666666"/>
-          <w:sz w:val="19"/>
-          <w:szCs w:val="19"/>
-        </w:rPr>
-        <w:t>FiLM</w:t>
-      </w:r>
-      <w:proofErr w:type="spellEnd"/>
-      <w:r>
-        <w:rPr>
-          <w:rFonts w:asciiTheme="majorHAnsi" w:eastAsiaTheme="majorHAnsi" w:hAnsiTheme="majorHAnsi"/>
-          <w:color w:val="666666"/>
-          <w:sz w:val="19"/>
-          <w:szCs w:val="19"/>
-        </w:rPr>
-        <w:t xml:space="preserve"> modulation. 이게 우리 발표의 가장 영리한 한 수 — 또렷이 남길 것</w:t>
-      </w:r>
-    </w:p>
-    <w:p>
-      <w:pPr>
-        <w:pStyle w:val="2"/>
-        <w:spacing w:before="240"/>
-        <w:rPr>
-          <w:rFonts w:asciiTheme="majorHAnsi" w:eastAsiaTheme="majorHAnsi" w:hAnsiTheme="majorHAnsi"/>
-        </w:rPr>
-      </w:pPr>
-      <w:r>
-        <w:rPr>
-          <w:rFonts w:asciiTheme="majorHAnsi" w:eastAsiaTheme="majorHAnsi" w:hAnsiTheme="majorHAnsi"/>
-        </w:rPr>
-        <w:t>9</w:t>
-      </w:r>
-      <w:r>
-        <w:rPr>
-          <w:rFonts w:asciiTheme="majorHAnsi" w:eastAsiaTheme="majorHAnsi" w:hAnsiTheme="majorHAnsi"/>
-        </w:rPr>
-        <w:t>. 문제 2 — 들쭉날쭉한 성능</w:t>
-      </w:r>
-      <w:r>
-        <w:rPr>
-          <w:rFonts w:asciiTheme="majorHAnsi" w:eastAsiaTheme="majorHAnsi" w:hAnsiTheme="majorHAnsi"/>
-          <w:color w:val="888888"/>
-          <w:sz w:val="20"/>
-          <w:szCs w:val="20"/>
-        </w:rPr>
-        <w:t xml:space="preserve">   (18</w:t>
-      </w:r>
-      <w:r>
-        <w:rPr>
-          <w:rFonts w:asciiTheme="majorHAnsi" w:eastAsiaTheme="majorHAnsi" w:hAnsiTheme="majorHAnsi"/>
-          <w:color w:val="888888"/>
-          <w:sz w:val="20"/>
-          <w:szCs w:val="20"/>
-        </w:rPr>
-        <w:t>초)</w:t>
-      </w:r>
-    </w:p>
-    <w:p>
-      <w:pPr>
-        <w:spacing w:after="120" w:line="300" w:lineRule="auto"/>
-        <w:rPr>
-          <w:rFonts w:asciiTheme="majorHAnsi" w:eastAsiaTheme="majorHAnsi" w:hAnsiTheme="majorHAnsi"/>
-        </w:rPr>
-      </w:pPr>
-      <w:r>
-        <w:rPr>
-          <w:rFonts w:asciiTheme="majorHAnsi" w:eastAsiaTheme="majorHAnsi" w:hAnsiTheme="majorHAnsi"/>
-        </w:rPr>
-        <w:t>두 번째 문제는 안정성이었습니다. 데이터를 여러 묶음으로 나눠서 검증하는데, 어떤 묶음에선 잘 맞히고 어떤 묶음에선 성능이 뚝 떨어졌습니다. 원인은 학습에 쓸 웨이퍼 수가 많지 않다 보니, AI</w:t>
-      </w:r>
-      <w:r>
-        <w:rPr>
-          <w:rFonts w:asciiTheme="majorHAnsi" w:eastAsiaTheme="majorHAnsi" w:hAnsiTheme="majorHAnsi" w:hint="eastAsia"/>
-        </w:rPr>
-        <w:t>모델이</w:t>
-      </w:r>
-      <w:r>
-        <w:rPr>
-          <w:rFonts w:asciiTheme="majorHAnsi" w:eastAsiaTheme="majorHAnsi" w:hAnsiTheme="majorHAnsi"/>
-        </w:rPr>
-        <w:t xml:space="preserve"> 일부 데이터에 휘둘리거나 엉뚱한 신호를 잡음으로 받아들인 </w:t>
-      </w:r>
-      <w:r>
-        <w:rPr>
-          <w:rFonts w:asciiTheme="majorHAnsi" w:eastAsiaTheme="majorHAnsi" w:hAnsiTheme="majorHAnsi" w:hint="eastAsia"/>
-        </w:rPr>
-        <w:t>것이었</w:t>
-      </w:r>
-      <w:r>
-        <w:rPr>
-          <w:rFonts w:asciiTheme="majorHAnsi" w:eastAsiaTheme="majorHAnsi" w:hAnsiTheme="majorHAnsi"/>
-        </w:rPr>
-        <w:t>습니다.</w:t>
-      </w:r>
-    </w:p>
-    <w:p>
-      <w:pPr>
-        <w:pStyle w:val="2"/>
-        <w:spacing w:before="240"/>
-        <w:rPr>
-          <w:rFonts w:asciiTheme="majorHAnsi" w:eastAsiaTheme="majorHAnsi" w:hAnsiTheme="majorHAnsi"/>
-        </w:rPr>
-      </w:pPr>
-      <w:r>
-        <w:rPr>
-          <w:rFonts w:asciiTheme="majorHAnsi" w:eastAsiaTheme="majorHAnsi" w:hAnsiTheme="majorHAnsi"/>
-        </w:rPr>
-        <w:t>10</w:t>
-      </w:r>
-      <w:r>
-        <w:rPr>
-          <w:rFonts w:asciiTheme="majorHAnsi" w:eastAsiaTheme="majorHAnsi" w:hAnsiTheme="majorHAnsi"/>
-        </w:rPr>
-        <w:t xml:space="preserve">. 문제 2 — </w:t>
-      </w:r>
-      <w:r>
-        <w:rPr>
-          <w:rFonts w:asciiTheme="majorHAnsi" w:eastAsiaTheme="majorHAnsi" w:hAnsiTheme="majorHAnsi" w:hint="eastAsia"/>
-        </w:rPr>
-        <w:t>해결방안 네가지</w:t>
-      </w:r>
-      <w:r>
-        <w:rPr>
-          <w:rFonts w:asciiTheme="majorHAnsi" w:eastAsiaTheme="majorHAnsi" w:hAnsiTheme="majorHAnsi"/>
-          <w:color w:val="888888"/>
-          <w:sz w:val="20"/>
-          <w:szCs w:val="20"/>
-        </w:rPr>
-        <w:t xml:space="preserve">   (15</w:t>
-      </w:r>
-      <w:r>
-        <w:rPr>
-          <w:rFonts w:asciiTheme="majorHAnsi" w:eastAsiaTheme="majorHAnsi" w:hAnsiTheme="majorHAnsi"/>
-          <w:color w:val="888888"/>
-          <w:sz w:val="20"/>
-          <w:szCs w:val="20"/>
-        </w:rPr>
-        <w:t>초)</w:t>
-      </w:r>
-    </w:p>
-    <w:p>
-      <w:pPr>
-        <w:spacing w:after="120" w:line="300" w:lineRule="auto"/>
-        <w:rPr>
-          <w:rFonts w:asciiTheme="majorHAnsi" w:eastAsiaTheme="majorHAnsi" w:hAnsiTheme="majorHAnsi"/>
-        </w:rPr>
-      </w:pPr>
-      <w:r>
-        <w:rPr>
-          <w:rFonts w:asciiTheme="majorHAnsi" w:eastAsiaTheme="majorHAnsi" w:hAnsiTheme="majorHAnsi"/>
-        </w:rPr>
-        <w:t xml:space="preserve">그래서 불필요한 신호는 걸러내고, 적은 데이터를 더 알차게 쓰고, 학습을 안정시키는 보완 장치 네 가지를 더했습니다. 한마디로, </w:t>
-      </w:r>
-      <w:r>
-        <w:rPr>
-          <w:rFonts w:asciiTheme="majorHAnsi" w:eastAsiaTheme="majorHAnsi" w:hAnsiTheme="majorHAnsi" w:hint="eastAsia"/>
-        </w:rPr>
-        <w:t xml:space="preserve">성능을 여기서 더 올리기 보단 </w:t>
-      </w:r>
-      <w:r>
-        <w:rPr>
-          <w:rFonts w:asciiTheme="majorHAnsi" w:eastAsiaTheme="majorHAnsi" w:hAnsiTheme="majorHAnsi"/>
-        </w:rPr>
-        <w:t xml:space="preserve">흔들리지 </w:t>
-      </w:r>
-      <w:r>
-        <w:rPr>
-          <w:rFonts w:asciiTheme="majorHAnsi" w:eastAsiaTheme="majorHAnsi" w:hAnsiTheme="majorHAnsi"/>
-        </w:rPr>
-        <w:t>않</w:t>
-      </w:r>
-      <w:r>
-        <w:rPr>
-          <w:rFonts w:asciiTheme="majorHAnsi" w:eastAsiaTheme="majorHAnsi" w:hAnsiTheme="majorHAnsi" w:hint="eastAsia"/>
-        </w:rPr>
-        <w:t>는 안정성을</w:t>
-      </w:r>
-      <w:r>
-        <w:rPr>
-          <w:rFonts w:asciiTheme="majorHAnsi" w:eastAsiaTheme="majorHAnsi" w:hAnsiTheme="majorHAnsi"/>
-        </w:rPr>
-        <w:t xml:space="preserve"> 만드는 데</w:t>
-      </w:r>
-      <w:r>
-        <w:rPr>
-          <w:rFonts w:asciiTheme="majorHAnsi" w:eastAsiaTheme="majorHAnsi" w:hAnsiTheme="majorHAnsi" w:hint="eastAsia"/>
-        </w:rPr>
-        <w:t>에 집중하였습니다.</w:t>
-      </w:r>
-    </w:p>
-    <w:p>
-      <w:pPr>
-        <w:pStyle w:val="2"/>
-        <w:spacing w:before="240"/>
-        <w:rPr>
-          <w:rFonts w:asciiTheme="majorHAnsi" w:eastAsiaTheme="majorHAnsi" w:hAnsiTheme="majorHAnsi"/>
-        </w:rPr>
-      </w:pPr>
-      <w:r>
-        <w:rPr>
-          <w:rFonts w:asciiTheme="majorHAnsi" w:eastAsiaTheme="majorHAnsi" w:hAnsiTheme="majorHAnsi"/>
-        </w:rPr>
-        <w:t>11</w:t>
-      </w:r>
-      <w:r>
-        <w:rPr>
-          <w:rFonts w:asciiTheme="majorHAnsi" w:eastAsiaTheme="majorHAnsi" w:hAnsiTheme="majorHAnsi"/>
-        </w:rPr>
-        <w:t>. Results — 결과</w:t>
-      </w:r>
-      <w:r>
-        <w:rPr>
-          <w:rFonts w:asciiTheme="majorHAnsi" w:eastAsiaTheme="majorHAnsi" w:hAnsiTheme="majorHAnsi"/>
-          <w:color w:val="888888"/>
-          <w:sz w:val="20"/>
-          <w:szCs w:val="20"/>
-        </w:rPr>
-        <w:t xml:space="preserve">   (25</w:t>
-      </w:r>
-      <w:r>
-        <w:rPr>
-          <w:rFonts w:asciiTheme="majorHAnsi" w:eastAsiaTheme="majorHAnsi" w:hAnsiTheme="majorHAnsi"/>
-          <w:color w:val="888888"/>
-          <w:sz w:val="20"/>
-          <w:szCs w:val="20"/>
-        </w:rPr>
-        <w:t>초)</w:t>
-      </w:r>
-    </w:p>
-    <w:p>
-      <w:pPr>
-        <w:spacing w:after="120" w:line="300" w:lineRule="auto"/>
-        <w:rPr>
-          <w:rFonts w:asciiTheme="majorHAnsi" w:eastAsiaTheme="majorHAnsi" w:hAnsiTheme="majorHAnsi"/>
-        </w:rPr>
-      </w:pPr>
-      <w:r>
-        <w:rPr>
-          <w:rFonts w:asciiTheme="majorHAnsi" w:eastAsiaTheme="majorHAnsi" w:hAnsiTheme="majorHAnsi"/>
-        </w:rPr>
-        <w:t xml:space="preserve">결과입니다. 어려운 쪽이었던 </w:t>
-      </w:r>
-      <w:r>
-        <w:rPr>
-          <w:rFonts w:asciiTheme="majorHAnsi" w:eastAsiaTheme="majorHAnsi" w:hAnsiTheme="majorHAnsi" w:hint="eastAsia"/>
-        </w:rPr>
-        <w:t>SiO2</w:t>
-      </w:r>
-      <w:r>
-        <w:rPr>
-          <w:rFonts w:asciiTheme="majorHAnsi" w:eastAsiaTheme="majorHAnsi" w:hAnsiTheme="majorHAnsi"/>
-        </w:rPr>
-        <w:t xml:space="preserve"> 예측에서, 여러 묶음 평균 성능이 0.54에서 0.67까지 올랐습니다. 특히 처음에 크게 무너졌던 묶음에서 많이 회복됐고, 평균뿐 아니라 들쭉날쭉하던 편차도 크게 줄어 훨씬 </w:t>
-      </w:r>
-      <w:r>
-        <w:rPr>
-          <w:rFonts w:asciiTheme="majorHAnsi" w:eastAsiaTheme="majorHAnsi" w:hAnsiTheme="majorHAnsi"/>
-        </w:rPr>
-        <w:t>안정적</w:t>
-      </w:r>
-      <w:r>
-        <w:rPr>
-          <w:rFonts w:asciiTheme="majorHAnsi" w:eastAsiaTheme="majorHAnsi" w:hAnsiTheme="majorHAnsi" w:hint="eastAsia"/>
-        </w:rPr>
-        <w:t>으로 예측할 수 있었습니다</w:t>
-      </w:r>
-      <w:r>
-        <w:rPr>
-          <w:rFonts w:asciiTheme="majorHAnsi" w:eastAsiaTheme="majorHAnsi" w:hAnsiTheme="majorHAnsi"/>
-        </w:rPr>
-        <w:t>.</w:t>
-      </w:r>
-    </w:p>
-    <w:p>
-      <w:pPr>
-        <w:spacing w:after="120" w:line="300" w:lineRule="auto"/>
-        <w:rPr>
-          <w:rFonts w:asciiTheme="majorHAnsi" w:eastAsiaTheme="majorHAnsi" w:hAnsiTheme="majorHAnsi"/>
-        </w:rPr>
-      </w:pPr>
-      <w:r>
-        <w:rPr>
-          <w:rFonts w:asciiTheme="majorHAnsi" w:eastAsiaTheme="majorHAnsi" w:hAnsiTheme="majorHAnsi"/>
-        </w:rPr>
-        <w:t xml:space="preserve">비교 기준 모델과 </w:t>
-      </w:r>
-      <w:r>
-        <w:rPr>
-          <w:rFonts w:asciiTheme="majorHAnsi" w:eastAsiaTheme="majorHAnsi" w:hAnsiTheme="majorHAnsi" w:hint="eastAsia"/>
-        </w:rPr>
-        <w:t>비교하면</w:t>
-      </w:r>
-      <w:r>
-        <w:rPr>
-          <w:rFonts w:asciiTheme="majorHAnsi" w:eastAsiaTheme="majorHAnsi" w:hAnsiTheme="majorHAnsi"/>
-        </w:rPr>
-        <w:t>, 한 묶음을 빼고는 모든 묶음에서 저희 AI</w:t>
-      </w:r>
-      <w:r>
-        <w:rPr>
-          <w:rFonts w:asciiTheme="majorHAnsi" w:eastAsiaTheme="majorHAnsi" w:hAnsiTheme="majorHAnsi" w:hint="eastAsia"/>
-        </w:rPr>
-        <w:t>모델이</w:t>
-      </w:r>
-      <w:r>
-        <w:rPr>
-          <w:rFonts w:asciiTheme="majorHAnsi" w:eastAsiaTheme="majorHAnsi" w:hAnsiTheme="majorHAnsi"/>
-        </w:rPr>
-        <w:t xml:space="preserve"> 더 높았습니다. 흥미로운 점은, 저희가 어려워한 그 한 묶음을 비교 모델은 오히려 잘 맞혔다는 건데요. 두 모델이 서로 보완적일 수 있다는 단서로 봅니다.</w:t>
-      </w:r>
-    </w:p>
-    <w:p>
-      <w:pPr>
-        <w:pStyle w:val="2"/>
-        <w:spacing w:before="240"/>
-        <w:rPr>
-          <w:rFonts w:asciiTheme="majorHAnsi" w:eastAsiaTheme="majorHAnsi" w:hAnsiTheme="majorHAnsi"/>
-        </w:rPr>
-      </w:pPr>
-      <w:r>
-        <w:rPr>
-          <w:rFonts w:asciiTheme="majorHAnsi" w:eastAsiaTheme="majorHAnsi" w:hAnsiTheme="majorHAnsi"/>
-        </w:rPr>
-        <w:t>12</w:t>
-      </w:r>
-      <w:r>
-        <w:rPr>
-          <w:rFonts w:asciiTheme="majorHAnsi" w:eastAsiaTheme="majorHAnsi" w:hAnsiTheme="majorHAnsi"/>
-        </w:rPr>
-        <w:t>. Impact &amp; 마무리</w:t>
-      </w:r>
-      <w:r>
-        <w:rPr>
-          <w:rFonts w:asciiTheme="majorHAnsi" w:eastAsiaTheme="majorHAnsi" w:hAnsiTheme="majorHAnsi"/>
-          <w:color w:val="888888"/>
-          <w:sz w:val="20"/>
-          <w:szCs w:val="20"/>
-        </w:rPr>
-        <w:t xml:space="preserve">   (16</w:t>
-      </w:r>
-      <w:r>
-        <w:rPr>
-          <w:rFonts w:asciiTheme="majorHAnsi" w:eastAsiaTheme="majorHAnsi" w:hAnsiTheme="majorHAnsi"/>
-          <w:color w:val="888888"/>
-          <w:sz w:val="20"/>
-          <w:szCs w:val="20"/>
-        </w:rPr>
-        <w:t>초)</w:t>
-      </w:r>
-    </w:p>
-    <w:p>
-      <w:pPr>
-        <w:spacing w:after="120" w:line="300" w:lineRule="auto"/>
-        <w:rPr>
-          <w:rFonts w:asciiTheme="majorHAnsi" w:eastAsiaTheme="majorHAnsi" w:hAnsiTheme="majorHAnsi"/>
-        </w:rPr>
-      </w:pPr>
-      <w:r>
-        <w:rPr>
-          <w:rFonts w:asciiTheme="majorHAnsi" w:eastAsiaTheme="majorHAnsi" w:hAnsiTheme="majorHAnsi"/>
-        </w:rPr>
-        <w:t xml:space="preserve">정리하겠습니다. 저희 모델은 직접 측정 없이 식각 결과를 예측해서 비용과 시간을 줄입니다. 나아가 입력을 사이클 단위로 보기 때문에, 나중에는 어느 사이클 구간에서 이상이 </w:t>
-      </w:r>
-      <w:proofErr w:type="spellStart"/>
-      <w:r>
-        <w:rPr>
-          <w:rFonts w:asciiTheme="majorHAnsi" w:eastAsiaTheme="majorHAnsi" w:hAnsiTheme="majorHAnsi"/>
-        </w:rPr>
-        <w:t>커졌는지까지</w:t>
-      </w:r>
-      <w:proofErr w:type="spellEnd"/>
-      <w:r>
-        <w:rPr>
-          <w:rFonts w:asciiTheme="majorHAnsi" w:eastAsiaTheme="majorHAnsi" w:hAnsiTheme="majorHAnsi"/>
-        </w:rPr>
-        <w:t xml:space="preserve"> 추적할 수 있습니다. 단순한 품질 예측을 넘어, 공정 상태를 해석하는 도구로도 쓸 수 있다는 뜻입니다.</w:t>
-      </w:r>
-    </w:p>
-    <w:p>
-      <w:pPr>
-        <w:spacing w:after="120" w:line="300" w:lineRule="auto"/>
-        <w:rPr>
-          <w:rFonts w:asciiTheme="majorHAnsi" w:eastAsiaTheme="majorHAnsi" w:hAnsiTheme="majorHAnsi"/>
-        </w:rPr>
-      </w:pPr>
-      <w:r>
-        <w:rPr>
-          <w:rFonts w:asciiTheme="majorHAnsi" w:eastAsiaTheme="majorHAnsi" w:hAnsiTheme="majorHAnsi"/>
+        <w:t>1</w:t>
+      </w:r>
+      <w:r>
+        <w:rPr>
+          <w:rFonts w:asciiTheme="majorHAnsi" w:eastAsiaTheme="majorHAnsi" w:hAnsiTheme="majorHAnsi" w:hint="eastAsia"/>
           <w:b/>
           <w:bCs/>
           <w:sz w:val="26"/>
           <w:szCs w:val="26"/>
         </w:rPr>
-        <w:lastRenderedPageBreak/>
-        <w:t>13</w:t>
+        <w:t>3</w:t>
       </w:r>
       <w:r>
         <w:rPr>
@@ -1994,7 +1517,17 @@
           <w:sz w:val="26"/>
           <w:szCs w:val="26"/>
         </w:rPr>
-        <w:t>. Impact &amp; 마무리</w:t>
+        <w:t xml:space="preserve">. </w:t>
+      </w:r>
+      <w:r>
+        <w:rPr>
+          <w:rFonts w:asciiTheme="majorHAnsi" w:eastAsiaTheme="majorHAnsi" w:hAnsiTheme="majorHAnsi"/>
+          <w:b/>
+          <w:bCs/>
+          <w:sz w:val="26"/>
+          <w:szCs w:val="26"/>
+        </w:rPr>
+        <w:t>Results</w:t>
       </w:r>
       <w:r>
         <w:rPr>
@@ -2019,14 +1552,190 @@
       <w:pPr>
         <w:spacing w:after="120" w:line="300" w:lineRule="auto"/>
         <w:rPr>
-          <w:rFonts w:asciiTheme="majorHAnsi" w:eastAsiaTheme="majorHAnsi" w:hAnsiTheme="majorHAnsi"/>
-        </w:rPr>
-      </w:pPr>
-      <w:r>
-        <w:rPr>
-          <w:rFonts w:asciiTheme="majorHAnsi" w:eastAsiaTheme="majorHAnsi" w:hAnsiTheme="majorHAnsi"/>
-        </w:rPr>
-        <w:t xml:space="preserve">그리고 이 접근은 BOSCH 식각 공정에만 한정되지 않습니다. ALD, ALE처럼 단계가 반복되는 다른 </w:t>
+          <w:rFonts w:asciiTheme="majorHAnsi" w:eastAsiaTheme="majorHAnsi" w:hAnsiTheme="majorHAnsi" w:hint="eastAsia"/>
+        </w:rPr>
+      </w:pPr>
+      <w:r>
+        <w:rPr>
+          <w:rFonts w:asciiTheme="majorHAnsi" w:eastAsiaTheme="majorHAnsi" w:hAnsiTheme="majorHAnsi" w:hint="eastAsia"/>
+        </w:rPr>
+        <w:t xml:space="preserve">다음으로 최종결과입니다. </w:t>
+      </w:r>
+      <w:r>
+        <w:rPr>
+          <w:rFonts w:asciiTheme="majorHAnsi" w:eastAsiaTheme="majorHAnsi" w:hAnsiTheme="majorHAnsi"/>
+        </w:rPr>
+        <w:t>X</w:t>
+      </w:r>
+      <w:r>
+        <w:rPr>
+          <w:rFonts w:asciiTheme="majorHAnsi" w:eastAsiaTheme="majorHAnsi" w:hAnsiTheme="majorHAnsi" w:hint="eastAsia"/>
+        </w:rPr>
+        <w:t>gb 베이스라인과 비교했을 때, Fold4를 제외한 모든 fold에서 높은 성능을 기록한 것을 보실 수 있습니다. 또한, 초기에 5-fold 검증에서 성능이 크게 하락하고, 변동성도 컸던것과 비교해서 전체적인 성능과 강건성 모두 큰 폭으로 개선한 것을 확인할 수 있습니다.</w:t>
+      </w:r>
+    </w:p>
+    <w:p>
+      <w:pPr>
+        <w:spacing w:after="120" w:line="300" w:lineRule="auto"/>
+        <w:rPr>
+          <w:rFonts w:asciiTheme="majorHAnsi" w:eastAsiaTheme="majorHAnsi" w:hAnsiTheme="majorHAnsi"/>
+        </w:rPr>
+      </w:pPr>
+      <w:r>
+        <w:rPr>
+          <w:rFonts w:asciiTheme="majorHAnsi" w:eastAsiaTheme="majorHAnsi" w:hAnsiTheme="majorHAnsi"/>
+          <w:b/>
+          <w:bCs/>
+          <w:sz w:val="26"/>
+          <w:szCs w:val="26"/>
+        </w:rPr>
+        <w:t>1</w:t>
+      </w:r>
+      <w:r>
+        <w:rPr>
+          <w:rFonts w:asciiTheme="majorHAnsi" w:eastAsiaTheme="majorHAnsi" w:hAnsiTheme="majorHAnsi" w:hint="eastAsia"/>
+          <w:b/>
+          <w:bCs/>
+          <w:sz w:val="26"/>
+          <w:szCs w:val="26"/>
+        </w:rPr>
+        <w:t>4</w:t>
+      </w:r>
+      <w:r>
+        <w:rPr>
+          <w:rFonts w:asciiTheme="majorHAnsi" w:eastAsiaTheme="majorHAnsi" w:hAnsiTheme="majorHAnsi"/>
+          <w:b/>
+          <w:bCs/>
+          <w:sz w:val="26"/>
+          <w:szCs w:val="26"/>
+        </w:rPr>
+        <w:t>. Impact &amp; 마무리</w:t>
+      </w:r>
+      <w:r>
+        <w:rPr>
+          <w:rFonts w:asciiTheme="majorHAnsi" w:eastAsiaTheme="majorHAnsi" w:hAnsiTheme="majorHAnsi"/>
+          <w:color w:val="888888"/>
+          <w:sz w:val="20"/>
+          <w:szCs w:val="20"/>
+        </w:rPr>
+        <w:t>(10</w:t>
+      </w:r>
+      <w:r>
+        <w:rPr>
+          <w:rFonts w:asciiTheme="majorHAnsi" w:eastAsiaTheme="majorHAnsi" w:hAnsiTheme="majorHAnsi"/>
+          <w:color w:val="888888"/>
+          <w:sz w:val="20"/>
+          <w:szCs w:val="20"/>
+        </w:rPr>
+        <w:t>초)</w:t>
+      </w:r>
+    </w:p>
+    <w:p>
+      <w:pPr>
+        <w:spacing w:after="120" w:line="300" w:lineRule="auto"/>
+        <w:rPr>
+          <w:rFonts w:asciiTheme="majorHAnsi" w:eastAsiaTheme="majorHAnsi" w:hAnsiTheme="majorHAnsi"/>
+        </w:rPr>
+      </w:pPr>
+      <w:r>
+        <w:rPr>
+          <w:rFonts w:asciiTheme="majorHAnsi" w:eastAsiaTheme="majorHAnsi" w:hAnsiTheme="majorHAnsi" w:hint="eastAsia"/>
+        </w:rPr>
+        <w:t xml:space="preserve">마지막으로 기대효과입니다. </w:t>
+      </w:r>
+      <w:r>
+        <w:rPr>
+          <w:rFonts w:asciiTheme="majorHAnsi" w:eastAsiaTheme="majorHAnsi" w:hAnsiTheme="majorHAnsi"/>
+        </w:rPr>
+        <w:t xml:space="preserve">저희 모델은 직접 측정 없이 식각 결과를 예측해서 비용과 시간을 줄입니다. 나아가 입력을 사이클 단위로 보기 때문에, 나중에는 어느 사이클 구간에서 이상이 커졌는지까지 추적할 수 있습니다. 단순한 품질 예측을 넘어, 공정 상태를 해석하는 도구로도 </w:t>
+      </w:r>
+      <w:r>
+        <w:rPr>
+          <w:rFonts w:asciiTheme="majorHAnsi" w:eastAsiaTheme="majorHAnsi" w:hAnsiTheme="majorHAnsi" w:hint="eastAsia"/>
+        </w:rPr>
+        <w:t>확장할 수 있습니다.</w:t>
+      </w:r>
+    </w:p>
+    <w:p>
+      <w:pPr>
+        <w:spacing w:after="120" w:line="300" w:lineRule="auto"/>
+        <w:rPr>
+          <w:rFonts w:asciiTheme="majorHAnsi" w:eastAsiaTheme="majorHAnsi" w:hAnsiTheme="majorHAnsi" w:hint="eastAsia"/>
+        </w:rPr>
+      </w:pPr>
+      <w:r>
+        <w:rPr>
+          <w:rFonts w:asciiTheme="majorHAnsi" w:eastAsiaTheme="majorHAnsi" w:hAnsiTheme="majorHAnsi"/>
+          <w:b/>
+          <w:bCs/>
+          <w:sz w:val="26"/>
+          <w:szCs w:val="26"/>
+        </w:rPr>
+        <w:t>1</w:t>
+      </w:r>
+      <w:r>
+        <w:rPr>
+          <w:rFonts w:asciiTheme="majorHAnsi" w:eastAsiaTheme="majorHAnsi" w:hAnsiTheme="majorHAnsi" w:hint="eastAsia"/>
+          <w:b/>
+          <w:bCs/>
+          <w:sz w:val="26"/>
+          <w:szCs w:val="26"/>
+        </w:rPr>
+        <w:t>5</w:t>
+      </w:r>
+      <w:r>
+        <w:rPr>
+          <w:rFonts w:asciiTheme="majorHAnsi" w:eastAsiaTheme="majorHAnsi" w:hAnsiTheme="majorHAnsi"/>
+          <w:b/>
+          <w:bCs/>
+          <w:sz w:val="26"/>
+          <w:szCs w:val="26"/>
+        </w:rPr>
+        <w:t>. Impact &amp; 마무리</w:t>
+      </w:r>
+      <w:r>
+        <w:rPr>
+          <w:rFonts w:asciiTheme="majorHAnsi" w:eastAsiaTheme="majorHAnsi" w:hAnsiTheme="majorHAnsi"/>
+          <w:color w:val="888888"/>
+          <w:sz w:val="20"/>
+          <w:szCs w:val="20"/>
+        </w:rPr>
+        <w:t>(10</w:t>
+      </w:r>
+      <w:r>
+        <w:rPr>
+          <w:rFonts w:asciiTheme="majorHAnsi" w:eastAsiaTheme="majorHAnsi" w:hAnsiTheme="majorHAnsi"/>
+          <w:color w:val="888888"/>
+          <w:sz w:val="20"/>
+          <w:szCs w:val="20"/>
+        </w:rPr>
+        <w:t>초)</w:t>
+      </w:r>
+    </w:p>
+    <w:p>
+      <w:pPr>
+        <w:spacing w:after="120" w:line="300" w:lineRule="auto"/>
+        <w:rPr>
+          <w:rFonts w:asciiTheme="majorHAnsi" w:eastAsiaTheme="majorHAnsi" w:hAnsiTheme="majorHAnsi"/>
+        </w:rPr>
+      </w:pPr>
+      <w:r>
+        <w:rPr>
+          <w:rFonts w:asciiTheme="majorHAnsi" w:eastAsiaTheme="majorHAnsi" w:hAnsiTheme="majorHAnsi"/>
+        </w:rPr>
+        <w:t xml:space="preserve">그리고 이 접근은 BOSCH 식각 공정에만 한정되지 않습니다. ALD, ALE처럼 </w:t>
+      </w:r>
+      <w:r>
+        <w:rPr>
+          <w:rFonts w:asciiTheme="majorHAnsi" w:eastAsiaTheme="majorHAnsi" w:hAnsiTheme="majorHAnsi" w:hint="eastAsia"/>
+        </w:rPr>
+        <w:t>사이클 구조가 있는</w:t>
+      </w:r>
+      <w:r>
+        <w:rPr>
+          <w:rFonts w:asciiTheme="majorHAnsi" w:eastAsiaTheme="majorHAnsi" w:hAnsiTheme="majorHAnsi"/>
+        </w:rPr>
+        <w:t xml:space="preserve">다른 </w:t>
       </w:r>
       <w:r>
         <w:rPr>
@@ -2038,7 +1747,19 @@
         <w:rPr>
           <w:rFonts w:asciiTheme="majorHAnsi" w:eastAsiaTheme="majorHAnsi" w:hAnsiTheme="majorHAnsi"/>
         </w:rPr>
-        <w:t>공정에도 그대로 확장할 수 있습니다. 이상으로 발표를 마치겠습니다. 감사합니다.</w:t>
+        <w:t xml:space="preserve">공정에도 </w:t>
+      </w:r>
+      <w:r>
+        <w:rPr>
+          <w:rFonts w:asciiTheme="majorHAnsi" w:eastAsiaTheme="majorHAnsi" w:hAnsiTheme="majorHAnsi" w:hint="eastAsia"/>
+        </w:rPr>
+        <w:t xml:space="preserve">확장하여 적용할 수 있을 것입니다. </w:t>
+      </w:r>
+      <w:r>
+        <w:rPr>
+          <w:rFonts w:asciiTheme="majorHAnsi" w:eastAsiaTheme="majorHAnsi" w:hAnsiTheme="majorHAnsi"/>
+        </w:rPr>
+        <w:t>이상으로 발표를 마치겠습니다. 감사합니다.</w:t>
       </w:r>
     </w:p>
     <w:sectPr>
@@ -2628,7 +2349,6 @@
   <w:style w:type="character" w:default="1" w:styleId="a0">
     <w:name w:val="Default Paragraph Font"/>
     <w:uiPriority w:val="1"/>
-    <w:semiHidden/>
     <w:unhideWhenUsed/>
   </w:style>
   <w:style w:type="table" w:default="1" w:styleId="a1">
@@ -2754,6 +2474,26 @@
       <w:bCs/>
       <w:sz w:val="26"/>
       <w:szCs w:val="26"/>
+    </w:rPr>
+  </w:style>
+  <w:style w:type="paragraph" w:styleId="aa">
+    <w:name w:val="Normal (Web)"/>
+    <w:basedOn w:val="a"/>
+    <w:uiPriority w:val="99"/>
+    <w:semiHidden/>
+    <w:unhideWhenUsed/>
+    <w:rsid w:val="001C160D"/>
+    <w:pPr>
+      <w:widowControl/>
+      <w:wordWrap/>
+      <w:autoSpaceDE/>
+      <w:autoSpaceDN/>
+      <w:spacing w:before="100" w:beforeAutospacing="1" w:after="100" w:afterAutospacing="1"/>
+    </w:pPr>
+    <w:rPr>
+      <w:rFonts w:ascii="굴림" w:eastAsia="굴림" w:hAnsi="굴림" w:cs="굴림"/>
+      <w:sz w:val="24"/>
+      <w:szCs w:val="24"/>
     </w:rPr>
   </w:style>
 </w:styles>
